--- a/lessons/4-4/downloads/4-4-notes-teacher-l3.docx
+++ b/lessons/4-4/downloads/4-4-notes-teacher-l3.docx
@@ -1191,6 +1191,314 @@
         </w:tc>
       </w:tr>
     </w:tbl>
+    <w:tbl>
+      <w:tblPr>
+        <w:tblW w:type="pct" w:w="100%"/>
+        <w:tblBorders>
+          <w:top w:val="none" w:color="FFFFFF" w:sz="0"/>
+          <w:left w:val="none" w:color="FFFFFF" w:sz="0"/>
+          <w:bottom w:val="single" w:color="C7D2DD" w:sz="4"/>
+          <w:right w:val="none" w:color="FFFFFF" w:sz="0"/>
+          <w:insideH w:val="none" w:color="FFFFFF" w:sz="0"/>
+          <w:insideV w:val="none" w:color="FFFFFF" w:sz="0"/>
+        </w:tblBorders>
+      </w:tblPr>
+      <w:tblGrid>
+        <w:gridCol w:w="1800"/>
+        <w:gridCol w:w="7560"/>
+      </w:tblGrid>
+      <w:tr>
+        <w:trPr>
+          <w:cantSplit/>
+        </w:trPr>
+        <w:tc>
+          <w:tcPr>
+            <w:tcW w:type="dxa" w:w="1800"/>
+            <w:tcMar>
+              <w:top w:type="dxa" w:w="100"/>
+              <w:left w:type="dxa" w:w="40"/>
+              <w:bottom w:type="dxa" w:w="100"/>
+              <w:right w:type="dxa" w:w="120"/>
+            </w:tcMar>
+            <w:vAlign w:val="center"/>
+          </w:tcPr>
+          <w:p>
+            <w:pPr>
+              <w:spacing w:after="0"/>
+              <w:jc w:val="center"/>
+            </w:pPr>
+            <w:r>
+              <w:drawing>
+                <wp:inline distT="0" distB="0" distL="0" distR="0">
+                  <wp:extent cx="1047750" cy="790575"/>
+                  <wp:effectExtent t="0" r="0" b="0" l="0"/>
+                  <wp:docPr id="1" name="" descr="" title=""/>
+                  <wp:cNvGraphicFramePr>
+                    <a:graphicFrameLocks xmlns:a="http://schemas.openxmlformats.org/drawingml/2006/main" noChangeAspect="1"/>
+                  </wp:cNvGraphicFramePr>
+                  <a:graphic xmlns:a="http://schemas.openxmlformats.org/drawingml/2006/main">
+                    <a:graphicData uri="http://schemas.openxmlformats.org/drawingml/2006/picture">
+                      <pic:pic xmlns:pic="http://schemas.openxmlformats.org/drawingml/2006/picture">
+                        <pic:nvPicPr>
+                          <pic:cNvPr id="0" name="" descr=""/>
+                          <pic:cNvPicPr>
+                            <a:picLocks noChangeAspect="1" noChangeArrowheads="1"/>
+                          </pic:cNvPicPr>
+                        </pic:nvPicPr>
+                        <pic:blipFill>
+                          <a:blip r:embed="rId15" cstate="none"/>
+                          <a:srcRect/>
+                          <a:stretch>
+                            <a:fillRect/>
+                          </a:stretch>
+                        </pic:blipFill>
+                        <pic:spPr bwMode="auto">
+                          <a:xfrm>
+                            <a:off x="0" y="0"/>
+                            <a:ext cx="1047750" cy="790575"/>
+                          </a:xfrm>
+                          <a:prstGeom prst="rect">
+                            <a:avLst/>
+                          </a:prstGeom>
+                        </pic:spPr>
+                      </pic:pic>
+                    </a:graphicData>
+                  </a:graphic>
+                </wp:inline>
+              </w:drawing>
+            </w:r>
+          </w:p>
+        </w:tc>
+        <w:tc>
+          <w:tcPr>
+            <w:tcW w:type="dxa" w:w="7560"/>
+            <w:tcMar>
+              <w:top w:type="dxa" w:w="100"/>
+              <w:left w:type="dxa" w:w="40"/>
+              <w:bottom w:type="dxa" w:w="100"/>
+              <w:right w:type="dxa" w:w="40"/>
+            </w:tcMar>
+            <w:vAlign w:val="center"/>
+          </w:tcPr>
+          <w:p>
+            <w:pPr>
+              <w:spacing w:after="50"/>
+            </w:pPr>
+            <w:r>
+              <w:rPr>
+                <w:b/>
+                <w:bCs/>
+                <w:color w:val="12355B"/>
+                <w:sz w:val="24"/>
+                <w:szCs w:val="24"/>
+              </w:rPr>
+              <w:t xml:space="preserve">Double number line</w:t>
+            </w:r>
+            <w:r>
+              <w:rPr>
+                <w:i/>
+                <w:iCs/>
+                <w:color w:val="5F6F80"/>
+                <w:sz w:val="19"/>
+                <w:szCs w:val="19"/>
+              </w:rPr>
+              <w:t xml:space="preserve">   Recta numérica doble</w:t>
+            </w:r>
+          </w:p>
+          <w:p>
+            <w:pPr>
+              <w:spacing w:after="40"/>
+            </w:pPr>
+            <w:r>
+              <w:rPr>
+                <w:sz w:val="21"/>
+                <w:szCs w:val="21"/>
+              </w:rPr>
+              <w:t xml:space="preserve">Two number lines that line up percents with amounts.</w:t>
+            </w:r>
+          </w:p>
+          <w:p>
+            <w:pPr>
+              <w:spacing w:after="0"/>
+            </w:pPr>
+            <w:r>
+              <w:rPr>
+                <w:b/>
+                <w:bCs/>
+                <w:color w:val="1FA6A2"/>
+                <w:sz w:val="18"/>
+                <w:szCs w:val="18"/>
+              </w:rPr>
+              <w:t xml:space="preserve">Example:  </w:t>
+            </w:r>
+            <w:r>
+              <w:rPr>
+                <w:i/>
+                <w:iCs/>
+                <w:color w:val="5F6F80"/>
+                <w:sz w:val="18"/>
+                <w:szCs w:val="18"/>
+              </w:rPr>
+              <w:t xml:space="preserve">0%–100% on one line over 0–300 on the other.</w:t>
+            </w:r>
+          </w:p>
+        </w:tc>
+      </w:tr>
+    </w:tbl>
+    <w:tbl>
+      <w:tblPr>
+        <w:tblW w:type="pct" w:w="100%"/>
+        <w:tblBorders>
+          <w:top w:val="none" w:color="FFFFFF" w:sz="0"/>
+          <w:left w:val="none" w:color="FFFFFF" w:sz="0"/>
+          <w:bottom w:val="single" w:color="C7D2DD" w:sz="4"/>
+          <w:right w:val="none" w:color="FFFFFF" w:sz="0"/>
+          <w:insideH w:val="none" w:color="FFFFFF" w:sz="0"/>
+          <w:insideV w:val="none" w:color="FFFFFF" w:sz="0"/>
+        </w:tblBorders>
+      </w:tblPr>
+      <w:tblGrid>
+        <w:gridCol w:w="1800"/>
+        <w:gridCol w:w="7560"/>
+      </w:tblGrid>
+      <w:tr>
+        <w:trPr>
+          <w:cantSplit/>
+        </w:trPr>
+        <w:tc>
+          <w:tcPr>
+            <w:tcW w:type="dxa" w:w="1800"/>
+            <w:tcMar>
+              <w:top w:type="dxa" w:w="100"/>
+              <w:left w:type="dxa" w:w="40"/>
+              <w:bottom w:type="dxa" w:w="100"/>
+              <w:right w:type="dxa" w:w="120"/>
+            </w:tcMar>
+            <w:vAlign w:val="center"/>
+          </w:tcPr>
+          <w:p>
+            <w:pPr>
+              <w:spacing w:after="0"/>
+              <w:jc w:val="center"/>
+            </w:pPr>
+            <w:r>
+              <w:drawing>
+                <wp:inline distT="0" distB="0" distL="0" distR="0">
+                  <wp:extent cx="1047750" cy="790575"/>
+                  <wp:effectExtent t="0" r="0" b="0" l="0"/>
+                  <wp:docPr id="1" name="" descr="" title=""/>
+                  <wp:cNvGraphicFramePr>
+                    <a:graphicFrameLocks xmlns:a="http://schemas.openxmlformats.org/drawingml/2006/main" noChangeAspect="1"/>
+                  </wp:cNvGraphicFramePr>
+                  <a:graphic xmlns:a="http://schemas.openxmlformats.org/drawingml/2006/main">
+                    <a:graphicData uri="http://schemas.openxmlformats.org/drawingml/2006/picture">
+                      <pic:pic xmlns:pic="http://schemas.openxmlformats.org/drawingml/2006/picture">
+                        <pic:nvPicPr>
+                          <pic:cNvPr id="0" name="" descr=""/>
+                          <pic:cNvPicPr>
+                            <a:picLocks noChangeAspect="1" noChangeArrowheads="1"/>
+                          </pic:cNvPicPr>
+                        </pic:nvPicPr>
+                        <pic:blipFill>
+                          <a:blip r:embed="rId16" cstate="none"/>
+                          <a:srcRect/>
+                          <a:stretch>
+                            <a:fillRect/>
+                          </a:stretch>
+                        </pic:blipFill>
+                        <pic:spPr bwMode="auto">
+                          <a:xfrm>
+                            <a:off x="0" y="0"/>
+                            <a:ext cx="1047750" cy="790575"/>
+                          </a:xfrm>
+                          <a:prstGeom prst="rect">
+                            <a:avLst/>
+                          </a:prstGeom>
+                        </pic:spPr>
+                      </pic:pic>
+                    </a:graphicData>
+                  </a:graphic>
+                </wp:inline>
+              </w:drawing>
+            </w:r>
+          </w:p>
+        </w:tc>
+        <w:tc>
+          <w:tcPr>
+            <w:tcW w:type="dxa" w:w="7560"/>
+            <w:tcMar>
+              <w:top w:type="dxa" w:w="100"/>
+              <w:left w:type="dxa" w:w="40"/>
+              <w:bottom w:type="dxa" w:w="100"/>
+              <w:right w:type="dxa" w:w="40"/>
+            </w:tcMar>
+            <w:vAlign w:val="center"/>
+          </w:tcPr>
+          <w:p>
+            <w:pPr>
+              <w:spacing w:after="50"/>
+            </w:pPr>
+            <w:r>
+              <w:rPr>
+                <w:b/>
+                <w:bCs/>
+                <w:color w:val="12355B"/>
+                <w:sz w:val="24"/>
+                <w:szCs w:val="24"/>
+              </w:rPr>
+              <w:t xml:space="preserve">Equivalent fraction</w:t>
+            </w:r>
+            <w:r>
+              <w:rPr>
+                <w:i/>
+                <w:iCs/>
+                <w:color w:val="5F6F80"/>
+                <w:sz w:val="19"/>
+                <w:szCs w:val="19"/>
+              </w:rPr>
+              <w:t xml:space="preserve">   Fracción equivalente</w:t>
+            </w:r>
+          </w:p>
+          <w:p>
+            <w:pPr>
+              <w:spacing w:after="40"/>
+            </w:pPr>
+            <w:r>
+              <w:rPr>
+                <w:sz w:val="21"/>
+                <w:szCs w:val="21"/>
+              </w:rPr>
+              <w:t xml:space="preserve">A fraction with the same value written with different numbers.</w:t>
+            </w:r>
+          </w:p>
+          <w:p>
+            <w:pPr>
+              <w:spacing w:after="0"/>
+            </w:pPr>
+            <w:r>
+              <w:rPr>
+                <w:b/>
+                <w:bCs/>
+                <w:color w:val="1FA6A2"/>
+                <w:sz w:val="18"/>
+                <w:szCs w:val="18"/>
+              </w:rPr>
+              <w:t xml:space="preserve">Example:  </w:t>
+            </w:r>
+            <w:r>
+              <w:rPr>
+                <w:i/>
+                <w:iCs/>
+                <w:color w:val="5F6F80"/>
+                <w:sz w:val="18"/>
+                <w:szCs w:val="18"/>
+              </w:rPr>
+              <w:t xml:space="preserve">18/24 = 75/100</w:t>
+            </w:r>
+          </w:p>
+        </w:tc>
+      </w:tr>
+    </w:tbl>
     <w:p>
       <w:pPr>
         <w:pStyle w:val="Heading1"/>
@@ -1279,7 +1587,7 @@
                 <w:sz w:val="21"/>
                 <w:szCs w:val="21"/>
               </w:rPr>
-              <w:t xml:space="preserve">Percent of a Number      •      Percent      •      Base      •      Part      •      Equation      •      Discount</w:t>
+              <w:t xml:space="preserve">Percent of a Number      •      Percent      •      Base      •      Part      •      Equation      •      Discount      •      Double number line      •      Equivalent fraction</w:t>
             </w:r>
           </w:p>
         </w:tc>
@@ -1541,6 +1849,80 @@
           <w:szCs w:val="22"/>
         </w:rPr>
         <w:t xml:space="preserve">An amount subtracted from a price is a </w:t>
+      </w:r>
+      <w:r>
+        <w:rPr>
+          <w:sz w:val="22"/>
+          <w:szCs w:val="22"/>
+        </w:rPr>
+        <w:t xml:space="preserve">________________</w:t>
+      </w:r>
+      <w:r>
+        <w:rPr>
+          <w:sz w:val="22"/>
+          <w:szCs w:val="22"/>
+        </w:rPr>
+        <w:t xml:space="preserve">.</w:t>
+      </w:r>
+    </w:p>
+    <w:p>
+      <w:pPr>
+        <w:keepLines/>
+        <w:spacing w:after="260" w:before="200"/>
+      </w:pPr>
+      <w:r>
+        <w:rPr>
+          <w:b/>
+          <w:bCs/>
+          <w:color w:val="12355B"/>
+          <w:sz w:val="22"/>
+          <w:szCs w:val="22"/>
+        </w:rPr>
+        <w:t xml:space="preserve">7.  </w:t>
+      </w:r>
+      <w:r>
+        <w:rPr>
+          <w:sz w:val="22"/>
+          <w:szCs w:val="22"/>
+        </w:rPr>
+        <w:t xml:space="preserve">Two lined-up number lines, one for percents and one for amounts, make a </w:t>
+      </w:r>
+      <w:r>
+        <w:rPr>
+          <w:sz w:val="22"/>
+          <w:szCs w:val="22"/>
+        </w:rPr>
+        <w:t xml:space="preserve">________________</w:t>
+      </w:r>
+      <w:r>
+        <w:rPr>
+          <w:sz w:val="22"/>
+          <w:szCs w:val="22"/>
+        </w:rPr>
+        <w:t xml:space="preserve">.</w:t>
+      </w:r>
+    </w:p>
+    <w:p>
+      <w:pPr>
+        <w:keepLines/>
+        <w:spacing w:after="260" w:before="200"/>
+      </w:pPr>
+      <w:r>
+        <w:rPr>
+          <w:b/>
+          <w:bCs/>
+          <w:color w:val="12355B"/>
+          <w:sz w:val="22"/>
+          <w:szCs w:val="22"/>
+        </w:rPr>
+        <w:t xml:space="preserve">8.  </w:t>
+      </w:r>
+      <w:r>
+        <w:rPr>
+          <w:sz w:val="22"/>
+          <w:szCs w:val="22"/>
+        </w:rPr>
+        <w:t xml:space="preserve">18/24 and 75/100 are </w:t>
       </w:r>
       <w:r>
         <w:rPr>
@@ -2611,7 +2993,7 @@
           <w:sz w:val="20"/>
           <w:szCs w:val="20"/>
         </w:rPr>
-        <w:t xml:space="preserve">A)  30</w:t>
+        <w:t xml:space="preserve">A)  20</w:t>
       </w:r>
     </w:p>
     <w:p>
@@ -2624,7 +3006,7 @@
           <w:sz w:val="20"/>
           <w:szCs w:val="20"/>
         </w:rPr>
-        <w:t xml:space="preserve">B)  20</w:t>
+        <w:t xml:space="preserve">B)  30</w:t>
       </w:r>
     </w:p>
     <w:p>
@@ -2718,7 +3100,7 @@
           <w:sz w:val="21"/>
           <w:szCs w:val="21"/>
         </w:rPr>
-        <w:t xml:space="preserve">A. 30</w:t>
+        <w:t xml:space="preserve">B. 30</w:t>
       </w:r>
     </w:p>
     <w:p>
@@ -2789,7 +3171,7 @@
           <w:sz w:val="21"/>
           <w:szCs w:val="21"/>
         </w:rPr>
-        <w:t xml:space="preserve">A)  162</w:t>
+        <w:t xml:space="preserve">A)  45</w:t>
       </w:r>
     </w:p>
     <w:p>
@@ -2802,7 +3184,7 @@
           <w:sz w:val="21"/>
           <w:szCs w:val="21"/>
         </w:rPr>
-        <w:t xml:space="preserve">B)  45</w:t>
+        <w:t xml:space="preserve">B)  162</w:t>
       </w:r>
     </w:p>
     <w:p>
@@ -2815,7 +3197,7 @@
           <w:sz w:val="21"/>
           <w:szCs w:val="21"/>
         </w:rPr>
-        <w:t xml:space="preserve">C)  315</w:t>
+        <w:t xml:space="preserve">C)  180</w:t>
       </w:r>
     </w:p>
     <w:p>
@@ -2828,7 +3210,7 @@
           <w:sz w:val="21"/>
           <w:szCs w:val="21"/>
         </w:rPr>
-        <w:t xml:space="preserve">D)  180</w:t>
+        <w:t xml:space="preserve">D)  315</w:t>
       </w:r>
     </w:p>
     <w:p>
@@ -3020,6 +3402,48 @@
     </w:p>
     <w:p>
       <w:pPr>
+        <w:spacing w:after="80"/>
+      </w:pPr>
+      <w:r>
+        <w:rPr>
+          <w:b/>
+          <w:bCs/>
+          <w:sz w:val="21"/>
+          <w:szCs w:val="21"/>
+        </w:rPr>
+        <w:t xml:space="preserve">Notes 7:  </w:t>
+      </w:r>
+      <w:r>
+        <w:rPr>
+          <w:sz w:val="21"/>
+          <w:szCs w:val="21"/>
+        </w:rPr>
+        <w:t xml:space="preserve">Double number line</w:t>
+      </w:r>
+    </w:p>
+    <w:p>
+      <w:pPr>
+        <w:spacing w:after="80"/>
+      </w:pPr>
+      <w:r>
+        <w:rPr>
+          <w:b/>
+          <w:bCs/>
+          <w:sz w:val="21"/>
+          <w:szCs w:val="21"/>
+        </w:rPr>
+        <w:t xml:space="preserve">Notes 8:  </w:t>
+      </w:r>
+      <w:r>
+        <w:rPr>
+          <w:sz w:val="21"/>
+          <w:szCs w:val="21"/>
+        </w:rPr>
+        <w:t xml:space="preserve">Equivalent fraction</w:t>
+      </w:r>
+    </w:p>
+    <w:p>
+      <w:pPr>
         <w:pStyle w:val="Heading2"/>
         <w:spacing w:after="80" w:before="180"/>
       </w:pPr>
@@ -3052,7 +3476,7 @@
           <w:sz w:val="21"/>
           <w:szCs w:val="21"/>
         </w:rPr>
-        <w:t xml:space="preserve">A. 30</w:t>
+        <w:t xml:space="preserve">B. 30</w:t>
       </w:r>
     </w:p>
     <w:p>
@@ -3073,7 +3497,7 @@
           <w:sz w:val="21"/>
           <w:szCs w:val="21"/>
         </w:rPr>
-        <w:t xml:space="preserve">A. 42</w:t>
+        <w:t xml:space="preserve">B. 42</w:t>
       </w:r>
     </w:p>
     <w:p>
@@ -3151,7 +3575,7 @@
           <w:sz w:val="21"/>
           <w:szCs w:val="21"/>
         </w:rPr>
-        <w:t xml:space="preserve">A)  32</w:t>
+        <w:t xml:space="preserve">B)  32</w:t>
       </w:r>
       <w:r>
         <w:rPr>
@@ -3182,7 +3606,7 @@
           <w:sz w:val="21"/>
           <w:szCs w:val="21"/>
         </w:rPr>
-        <w:t xml:space="preserve">A)  30%</w:t>
+        <w:t xml:space="preserve">B)  30%</w:t>
       </w:r>
       <w:r>
         <w:rPr>
@@ -3229,7 +3653,7 @@
           <w:sz w:val="21"/>
           <w:szCs w:val="21"/>
         </w:rPr>
-        <w:t xml:space="preserve">A)  36 tickets</w:t>
+        <w:t xml:space="preserve">C)  36 tickets</w:t>
       </w:r>
       <w:r>
         <w:rPr>
@@ -3260,7 +3684,7 @@
           <w:sz w:val="21"/>
           <w:szCs w:val="21"/>
         </w:rPr>
-        <w:t xml:space="preserve">A)  80%</w:t>
+        <w:t xml:space="preserve">C)  80%</w:t>
       </w:r>
       <w:r>
         <w:rPr>
@@ -3298,7 +3722,7 @@
           <w:sz w:val="21"/>
           <w:szCs w:val="21"/>
         </w:rPr>
-        <w:t xml:space="preserve">A)  162</w:t>
+        <w:t xml:space="preserve">B)  162</w:t>
       </w:r>
       <w:r>
         <w:rPr>

--- a/lessons/4-4/downloads/4-4-notes-teacher-l3.docx
+++ b/lessons/4-4/downloads/4-4-notes-teacher-l3.docx
@@ -264,25 +264,141 @@
           <w:sz w:val="19"/>
           <w:szCs w:val="19"/>
         </w:rPr>
-        <w:t xml:space="preserve">Look at the picture, read the word, then read what it means.</w:t>
+        <w:t xml:space="preserve">Review each concept term, definition, non-example, and visual clue.</w:t>
       </w:r>
     </w:p>
     <w:tbl>
       <w:tblPr>
-        <w:tblW w:type="pct" w:w="100%"/>
+        <w:tblW w:type="dxa" w:w="9360"/>
         <w:tblBorders>
-          <w:top w:val="none" w:color="FFFFFF" w:sz="0"/>
-          <w:left w:val="none" w:color="FFFFFF" w:sz="0"/>
-          <w:bottom w:val="single" w:color="C7D2DD" w:sz="4"/>
-          <w:right w:val="none" w:color="FFFFFF" w:sz="0"/>
-          <w:insideH w:val="none" w:color="FFFFFF" w:sz="0"/>
-          <w:insideV w:val="none" w:color="FFFFFF" w:sz="0"/>
+          <w:top w:val="single" w:color="C7D2DD" w:sz="6"/>
+          <w:left w:val="single" w:color="C7D2DD" w:sz="6"/>
+          <w:bottom w:val="single" w:color="C7D2DD" w:sz="6"/>
+          <w:right w:val="single" w:color="C7D2DD" w:sz="6"/>
+          <w:insideH w:val="single" w:color="C7D2DD" w:sz="6"/>
+          <w:insideV w:val="single" w:color="C7D2DD" w:sz="6"/>
         </w:tblBorders>
       </w:tblPr>
       <w:tblGrid>
         <w:gridCol w:w="1800"/>
-        <w:gridCol w:w="7560"/>
+        <w:gridCol w:w="3160"/>
+        <w:gridCol w:w="2200"/>
+        <w:gridCol w:w="2200"/>
       </w:tblGrid>
+      <w:tr>
+        <w:trPr>
+          <w:cantSplit/>
+          <w:tblHeader/>
+        </w:trPr>
+        <w:tc>
+          <w:tcPr>
+            <w:tcW w:type="dxa" w:w="1800"/>
+            <w:shd w:fill="EEF4F8" w:color="auto" w:val="clear"/>
+            <w:tcMar>
+              <w:top w:type="dxa" w:w="80"/>
+              <w:left w:type="dxa" w:w="100"/>
+              <w:bottom w:type="dxa" w:w="80"/>
+              <w:right w:type="dxa" w:w="100"/>
+            </w:tcMar>
+          </w:tcPr>
+          <w:p>
+            <w:pPr>
+              <w:spacing w:after="0"/>
+            </w:pPr>
+            <w:r>
+              <w:rPr>
+                <w:b/>
+                <w:bCs/>
+                <w:color w:val="12355B"/>
+                <w:sz w:val="19"/>
+                <w:szCs w:val="19"/>
+              </w:rPr>
+              <w:t xml:space="preserve">Concept Term</w:t>
+            </w:r>
+          </w:p>
+        </w:tc>
+        <w:tc>
+          <w:tcPr>
+            <w:tcW w:type="dxa" w:w="3160"/>
+            <w:shd w:fill="EEF4F8" w:color="auto" w:val="clear"/>
+            <w:tcMar>
+              <w:top w:type="dxa" w:w="80"/>
+              <w:left w:type="dxa" w:w="100"/>
+              <w:bottom w:type="dxa" w:w="80"/>
+              <w:right w:type="dxa" w:w="100"/>
+            </w:tcMar>
+          </w:tcPr>
+          <w:p>
+            <w:pPr>
+              <w:spacing w:after="0"/>
+            </w:pPr>
+            <w:r>
+              <w:rPr>
+                <w:b/>
+                <w:bCs/>
+                <w:color w:val="12355B"/>
+                <w:sz w:val="19"/>
+                <w:szCs w:val="19"/>
+              </w:rPr>
+              <w:t xml:space="preserve">Student-Friendly Definition</w:t>
+            </w:r>
+          </w:p>
+        </w:tc>
+        <w:tc>
+          <w:tcPr>
+            <w:tcW w:type="dxa" w:w="2200"/>
+            <w:shd w:fill="EEF4F8" w:color="auto" w:val="clear"/>
+            <w:tcMar>
+              <w:top w:type="dxa" w:w="80"/>
+              <w:left w:type="dxa" w:w="100"/>
+              <w:bottom w:type="dxa" w:w="80"/>
+              <w:right w:type="dxa" w:w="100"/>
+            </w:tcMar>
+          </w:tcPr>
+          <w:p>
+            <w:pPr>
+              <w:spacing w:after="0"/>
+            </w:pPr>
+            <w:r>
+              <w:rPr>
+                <w:b/>
+                <w:bCs/>
+                <w:color w:val="12355B"/>
+                <w:sz w:val="19"/>
+                <w:szCs w:val="19"/>
+              </w:rPr>
+              <w:t xml:space="preserve">Non-Example</w:t>
+            </w:r>
+          </w:p>
+        </w:tc>
+        <w:tc>
+          <w:tcPr>
+            <w:tcW w:type="dxa" w:w="2200"/>
+            <w:shd w:fill="EEF4F8" w:color="auto" w:val="clear"/>
+            <w:tcMar>
+              <w:top w:type="dxa" w:w="80"/>
+              <w:left w:type="dxa" w:w="100"/>
+              <w:bottom w:type="dxa" w:w="80"/>
+              <w:right w:type="dxa" w:w="100"/>
+            </w:tcMar>
+          </w:tcPr>
+          <w:p>
+            <w:pPr>
+              <w:spacing w:after="0"/>
+            </w:pPr>
+            <w:r>
+              <w:rPr>
+                <w:b/>
+                <w:bCs/>
+                <w:color w:val="12355B"/>
+                <w:sz w:val="19"/>
+                <w:szCs w:val="19"/>
+              </w:rPr>
+              <w:t xml:space="preserve">Visual Clue</w:t>
+            </w:r>
+          </w:p>
+        </w:tc>
+      </w:tr>
       <w:tr>
         <w:trPr>
           <w:cantSplit/>
@@ -291,22 +407,126 @@
           <w:tcPr>
             <w:tcW w:type="dxa" w:w="1800"/>
             <w:tcMar>
-              <w:top w:type="dxa" w:w="100"/>
-              <w:left w:type="dxa" w:w="40"/>
-              <w:bottom w:type="dxa" w:w="100"/>
-              <w:right w:type="dxa" w:w="120"/>
+              <w:top w:type="dxa" w:w="80"/>
+              <w:left w:type="dxa" w:w="100"/>
+              <w:bottom w:type="dxa" w:w="80"/>
+              <w:right w:type="dxa" w:w="100"/>
             </w:tcMar>
-            <w:vAlign w:val="center"/>
+            <w:vAlign w:val="top"/>
           </w:tcPr>
           <w:p>
             <w:pPr>
+              <w:spacing w:after="30"/>
+            </w:pPr>
+            <w:r>
+              <w:rPr>
+                <w:b/>
+                <w:bCs/>
+                <w:color w:val="12355B"/>
+                <w:sz w:val="21"/>
+                <w:szCs w:val="21"/>
+              </w:rPr>
+              <w:t xml:space="preserve">Percent of a Number</w:t>
+            </w:r>
+          </w:p>
+          <w:p>
+            <w:pPr>
               <w:spacing w:after="0"/>
+            </w:pPr>
+            <w:r>
+              <w:rPr>
+                <w:i/>
+                <w:iCs/>
+                <w:color w:val="5F6F80"/>
+                <w:sz w:val="18"/>
+                <w:szCs w:val="18"/>
+              </w:rPr>
+              <w:t xml:space="preserve">Porcentaje de un número</w:t>
+            </w:r>
+          </w:p>
+        </w:tc>
+        <w:tc>
+          <w:tcPr>
+            <w:tcW w:type="dxa" w:w="3160"/>
+            <w:tcMar>
+              <w:top w:type="dxa" w:w="80"/>
+              <w:left w:type="dxa" w:w="100"/>
+              <w:bottom w:type="dxa" w:w="80"/>
+              <w:right w:type="dxa" w:w="100"/>
+            </w:tcMar>
+            <w:vAlign w:val="top"/>
+          </w:tcPr>
+          <w:p>
+            <w:pPr>
+              <w:spacing w:after="0"/>
+            </w:pPr>
+            <w:r>
+              <w:rPr>
+                <w:sz w:val="20"/>
+                <w:szCs w:val="20"/>
+              </w:rPr>
+              <w:t xml:space="preserve">A part of a number found by multiplying the number by the percent written as a decimal.</w:t>
+            </w:r>
+          </w:p>
+        </w:tc>
+        <w:tc>
+          <w:tcPr>
+            <w:tcW w:type="dxa" w:w="2200"/>
+            <w:tcMar>
+              <w:top w:type="dxa" w:w="80"/>
+              <w:left w:type="dxa" w:w="100"/>
+              <w:bottom w:type="dxa" w:w="80"/>
+              <w:right w:type="dxa" w:w="100"/>
+            </w:tcMar>
+            <w:vAlign w:val="top"/>
+          </w:tcPr>
+          <w:p>
+            <w:pPr>
+              <w:spacing w:after="40"/>
+            </w:pPr>
+            <w:r>
+              <w:rPr>
+                <w:i/>
+                <w:iCs/>
+                <w:color w:val="5F6F80"/>
+                <w:sz w:val="19"/>
+                <w:szCs w:val="19"/>
+              </w:rPr>
+              <w:t xml:space="preserve">Not Percent of a Number: write a counter-example that breaks the definition.</w:t>
+            </w:r>
+          </w:p>
+          <w:p>
+            <w:pPr>
+              <w:pBdr>
+                <w:bottom w:val="single" w:color="AFBECC" w:sz="6"/>
+              </w:pBdr>
+              <w:spacing w:after="30" w:before="150"/>
+            </w:pPr>
+            <w:r>
+              <w:t xml:space="preserve"/>
+            </w:r>
+          </w:p>
+        </w:tc>
+        <w:tc>
+          <w:tcPr>
+            <w:tcW w:type="dxa" w:w="2200"/>
+            <w:tcMar>
+              <w:top w:type="dxa" w:w="80"/>
+              <w:left w:type="dxa" w:w="100"/>
+              <w:bottom w:type="dxa" w:w="80"/>
+              <w:right w:type="dxa" w:w="100"/>
+            </w:tcMar>
+            <w:vAlign w:val="top"/>
+          </w:tcPr>
+          <w:p>
+            <w:pPr>
+              <w:spacing w:after="40"/>
               <w:jc w:val="center"/>
             </w:pPr>
             <w:r>
               <w:drawing>
                 <wp:inline distT="0" distB="0" distL="0" distR="0">
-                  <wp:extent cx="1047750" cy="790575"/>
+                  <wp:extent cx="876300" cy="657225"/>
                   <wp:effectExtent t="0" r="0" b="0" l="0"/>
                   <wp:docPr id="1" name="" descr="" title=""/>
                   <wp:cNvGraphicFramePr>
@@ -331,7 +551,7 @@
                         <pic:spPr bwMode="auto">
                           <a:xfrm>
                             <a:off x="0" y="0"/>
-                            <a:ext cx="1047750" cy="790575"/>
+                            <a:ext cx="876300" cy="657225"/>
                           </a:xfrm>
                           <a:prstGeom prst="rect">
                             <a:avLst/>
@@ -344,69 +564,10 @@
               </w:drawing>
             </w:r>
           </w:p>
-        </w:tc>
-        <w:tc>
-          <w:tcPr>
-            <w:tcW w:type="dxa" w:w="7560"/>
-            <w:tcMar>
-              <w:top w:type="dxa" w:w="100"/>
-              <w:left w:type="dxa" w:w="40"/>
-              <w:bottom w:type="dxa" w:w="100"/>
-              <w:right w:type="dxa" w:w="40"/>
-            </w:tcMar>
-            <w:vAlign w:val="center"/>
-          </w:tcPr>
-          <w:p>
-            <w:pPr>
-              <w:spacing w:after="50"/>
-            </w:pPr>
-            <w:r>
-              <w:rPr>
-                <w:b/>
-                <w:bCs/>
-                <w:color w:val="12355B"/>
-                <w:sz w:val="24"/>
-                <w:szCs w:val="24"/>
-              </w:rPr>
-              <w:t xml:space="preserve">Percent of a Number</w:t>
-            </w:r>
-            <w:r>
-              <w:rPr>
-                <w:i/>
-                <w:iCs/>
-                <w:color w:val="5F6F80"/>
-                <w:sz w:val="19"/>
-                <w:szCs w:val="19"/>
-              </w:rPr>
-              <w:t xml:space="preserve">   Porcentaje de un número</w:t>
-            </w:r>
-          </w:p>
-          <w:p>
-            <w:pPr>
-              <w:spacing w:after="40"/>
-            </w:pPr>
-            <w:r>
-              <w:rPr>
-                <w:sz w:val="21"/>
-                <w:szCs w:val="21"/>
-              </w:rPr>
-              <w:t xml:space="preserve">A part of a number found by multiplying the number by the percent written as a decimal.</w:t>
-            </w:r>
-          </w:p>
           <w:p>
             <w:pPr>
               <w:spacing w:after="0"/>
             </w:pPr>
-            <w:r>
-              <w:rPr>
-                <w:b/>
-                <w:bCs/>
-                <w:color w:val="1FA6A2"/>
-                <w:sz w:val="18"/>
-                <w:szCs w:val="18"/>
-              </w:rPr>
-              <w:t xml:space="preserve">Example:  </w:t>
-            </w:r>
             <w:r>
               <w:rPr>
                 <w:i/>
@@ -420,23 +581,6 @@
           </w:p>
         </w:tc>
       </w:tr>
-    </w:tbl>
-    <w:tbl>
-      <w:tblPr>
-        <w:tblW w:type="pct" w:w="100%"/>
-        <w:tblBorders>
-          <w:top w:val="none" w:color="FFFFFF" w:sz="0"/>
-          <w:left w:val="none" w:color="FFFFFF" w:sz="0"/>
-          <w:bottom w:val="single" w:color="C7D2DD" w:sz="4"/>
-          <w:right w:val="none" w:color="FFFFFF" w:sz="0"/>
-          <w:insideH w:val="none" w:color="FFFFFF" w:sz="0"/>
-          <w:insideV w:val="none" w:color="FFFFFF" w:sz="0"/>
-        </w:tblBorders>
-      </w:tblPr>
-      <w:tblGrid>
-        <w:gridCol w:w="1800"/>
-        <w:gridCol w:w="7560"/>
-      </w:tblGrid>
       <w:tr>
         <w:trPr>
           <w:cantSplit/>
@@ -445,22 +589,126 @@
           <w:tcPr>
             <w:tcW w:type="dxa" w:w="1800"/>
             <w:tcMar>
-              <w:top w:type="dxa" w:w="100"/>
-              <w:left w:type="dxa" w:w="40"/>
-              <w:bottom w:type="dxa" w:w="100"/>
-              <w:right w:type="dxa" w:w="120"/>
+              <w:top w:type="dxa" w:w="80"/>
+              <w:left w:type="dxa" w:w="100"/>
+              <w:bottom w:type="dxa" w:w="80"/>
+              <w:right w:type="dxa" w:w="100"/>
             </w:tcMar>
-            <w:vAlign w:val="center"/>
+            <w:vAlign w:val="top"/>
           </w:tcPr>
           <w:p>
             <w:pPr>
+              <w:spacing w:after="30"/>
+            </w:pPr>
+            <w:r>
+              <w:rPr>
+                <w:b/>
+                <w:bCs/>
+                <w:color w:val="12355B"/>
+                <w:sz w:val="21"/>
+                <w:szCs w:val="21"/>
+              </w:rPr>
+              <w:t xml:space="preserve">Percent</w:t>
+            </w:r>
+          </w:p>
+          <w:p>
+            <w:pPr>
               <w:spacing w:after="0"/>
+            </w:pPr>
+            <w:r>
+              <w:rPr>
+                <w:i/>
+                <w:iCs/>
+                <w:color w:val="5F6F80"/>
+                <w:sz w:val="18"/>
+                <w:szCs w:val="18"/>
+              </w:rPr>
+              <w:t xml:space="preserve">Porcentaje</w:t>
+            </w:r>
+          </w:p>
+        </w:tc>
+        <w:tc>
+          <w:tcPr>
+            <w:tcW w:type="dxa" w:w="3160"/>
+            <w:tcMar>
+              <w:top w:type="dxa" w:w="80"/>
+              <w:left w:type="dxa" w:w="100"/>
+              <w:bottom w:type="dxa" w:w="80"/>
+              <w:right w:type="dxa" w:w="100"/>
+            </w:tcMar>
+            <w:vAlign w:val="top"/>
+          </w:tcPr>
+          <w:p>
+            <w:pPr>
+              <w:spacing w:after="0"/>
+            </w:pPr>
+            <w:r>
+              <w:rPr>
+                <w:sz w:val="20"/>
+                <w:szCs w:val="20"/>
+              </w:rPr>
+              <w:t xml:space="preserve">A way to compare a number to 100, shown with the % sign.</w:t>
+            </w:r>
+          </w:p>
+        </w:tc>
+        <w:tc>
+          <w:tcPr>
+            <w:tcW w:type="dxa" w:w="2200"/>
+            <w:tcMar>
+              <w:top w:type="dxa" w:w="80"/>
+              <w:left w:type="dxa" w:w="100"/>
+              <w:bottom w:type="dxa" w:w="80"/>
+              <w:right w:type="dxa" w:w="100"/>
+            </w:tcMar>
+            <w:vAlign w:val="top"/>
+          </w:tcPr>
+          <w:p>
+            <w:pPr>
+              <w:spacing w:after="40"/>
+            </w:pPr>
+            <w:r>
+              <w:rPr>
+                <w:i/>
+                <w:iCs/>
+                <w:color w:val="5F6F80"/>
+                <w:sz w:val="19"/>
+                <w:szCs w:val="19"/>
+              </w:rPr>
+              <w:t xml:space="preserve">Not Percent: write a counter-example that breaks the definition.</w:t>
+            </w:r>
+          </w:p>
+          <w:p>
+            <w:pPr>
+              <w:pBdr>
+                <w:bottom w:val="single" w:color="AFBECC" w:sz="6"/>
+              </w:pBdr>
+              <w:spacing w:after="30" w:before="150"/>
+            </w:pPr>
+            <w:r>
+              <w:t xml:space="preserve"/>
+            </w:r>
+          </w:p>
+        </w:tc>
+        <w:tc>
+          <w:tcPr>
+            <w:tcW w:type="dxa" w:w="2200"/>
+            <w:tcMar>
+              <w:top w:type="dxa" w:w="80"/>
+              <w:left w:type="dxa" w:w="100"/>
+              <w:bottom w:type="dxa" w:w="80"/>
+              <w:right w:type="dxa" w:w="100"/>
+            </w:tcMar>
+            <w:vAlign w:val="top"/>
+          </w:tcPr>
+          <w:p>
+            <w:pPr>
+              <w:spacing w:after="40"/>
               <w:jc w:val="center"/>
             </w:pPr>
             <w:r>
               <w:drawing>
                 <wp:inline distT="0" distB="0" distL="0" distR="0">
-                  <wp:extent cx="1047750" cy="790575"/>
+                  <wp:extent cx="876300" cy="657225"/>
                   <wp:effectExtent t="0" r="0" b="0" l="0"/>
                   <wp:docPr id="1" name="" descr="" title=""/>
                   <wp:cNvGraphicFramePr>
@@ -485,7 +733,7 @@
                         <pic:spPr bwMode="auto">
                           <a:xfrm>
                             <a:off x="0" y="0"/>
-                            <a:ext cx="1047750" cy="790575"/>
+                            <a:ext cx="876300" cy="657225"/>
                           </a:xfrm>
                           <a:prstGeom prst="rect">
                             <a:avLst/>
@@ -498,69 +746,10 @@
               </w:drawing>
             </w:r>
           </w:p>
-        </w:tc>
-        <w:tc>
-          <w:tcPr>
-            <w:tcW w:type="dxa" w:w="7560"/>
-            <w:tcMar>
-              <w:top w:type="dxa" w:w="100"/>
-              <w:left w:type="dxa" w:w="40"/>
-              <w:bottom w:type="dxa" w:w="100"/>
-              <w:right w:type="dxa" w:w="40"/>
-            </w:tcMar>
-            <w:vAlign w:val="center"/>
-          </w:tcPr>
-          <w:p>
-            <w:pPr>
-              <w:spacing w:after="50"/>
-            </w:pPr>
-            <w:r>
-              <w:rPr>
-                <w:b/>
-                <w:bCs/>
-                <w:color w:val="12355B"/>
-                <w:sz w:val="24"/>
-                <w:szCs w:val="24"/>
-              </w:rPr>
-              <w:t xml:space="preserve">Percent</w:t>
-            </w:r>
-            <w:r>
-              <w:rPr>
-                <w:i/>
-                <w:iCs/>
-                <w:color w:val="5F6F80"/>
-                <w:sz w:val="19"/>
-                <w:szCs w:val="19"/>
-              </w:rPr>
-              <w:t xml:space="preserve">   Porcentaje</w:t>
-            </w:r>
-          </w:p>
-          <w:p>
-            <w:pPr>
-              <w:spacing w:after="40"/>
-            </w:pPr>
-            <w:r>
-              <w:rPr>
-                <w:sz w:val="21"/>
-                <w:szCs w:val="21"/>
-              </w:rPr>
-              <w:t xml:space="preserve">A way to compare a number to 100, shown with the % sign.</w:t>
-            </w:r>
-          </w:p>
           <w:p>
             <w:pPr>
               <w:spacing w:after="0"/>
             </w:pPr>
-            <w:r>
-              <w:rPr>
-                <w:b/>
-                <w:bCs/>
-                <w:color w:val="1FA6A2"/>
-                <w:sz w:val="18"/>
-                <w:szCs w:val="18"/>
-              </w:rPr>
-              <w:t xml:space="preserve">Example:  </w:t>
-            </w:r>
             <w:r>
               <w:rPr>
                 <w:i/>
@@ -574,23 +763,6 @@
           </w:p>
         </w:tc>
       </w:tr>
-    </w:tbl>
-    <w:tbl>
-      <w:tblPr>
-        <w:tblW w:type="pct" w:w="100%"/>
-        <w:tblBorders>
-          <w:top w:val="none" w:color="FFFFFF" w:sz="0"/>
-          <w:left w:val="none" w:color="FFFFFF" w:sz="0"/>
-          <w:bottom w:val="single" w:color="C7D2DD" w:sz="4"/>
-          <w:right w:val="none" w:color="FFFFFF" w:sz="0"/>
-          <w:insideH w:val="none" w:color="FFFFFF" w:sz="0"/>
-          <w:insideV w:val="none" w:color="FFFFFF" w:sz="0"/>
-        </w:tblBorders>
-      </w:tblPr>
-      <w:tblGrid>
-        <w:gridCol w:w="1800"/>
-        <w:gridCol w:w="7560"/>
-      </w:tblGrid>
       <w:tr>
         <w:trPr>
           <w:cantSplit/>
@@ -599,22 +771,126 @@
           <w:tcPr>
             <w:tcW w:type="dxa" w:w="1800"/>
             <w:tcMar>
-              <w:top w:type="dxa" w:w="100"/>
-              <w:left w:type="dxa" w:w="40"/>
-              <w:bottom w:type="dxa" w:w="100"/>
-              <w:right w:type="dxa" w:w="120"/>
+              <w:top w:type="dxa" w:w="80"/>
+              <w:left w:type="dxa" w:w="100"/>
+              <w:bottom w:type="dxa" w:w="80"/>
+              <w:right w:type="dxa" w:w="100"/>
             </w:tcMar>
-            <w:vAlign w:val="center"/>
+            <w:vAlign w:val="top"/>
           </w:tcPr>
           <w:p>
             <w:pPr>
+              <w:spacing w:after="30"/>
+            </w:pPr>
+            <w:r>
+              <w:rPr>
+                <w:b/>
+                <w:bCs/>
+                <w:color w:val="12355B"/>
+                <w:sz w:val="21"/>
+                <w:szCs w:val="21"/>
+              </w:rPr>
+              <w:t xml:space="preserve">Base</w:t>
+            </w:r>
+          </w:p>
+          <w:p>
+            <w:pPr>
               <w:spacing w:after="0"/>
+            </w:pPr>
+            <w:r>
+              <w:rPr>
+                <w:i/>
+                <w:iCs/>
+                <w:color w:val="5F6F80"/>
+                <w:sz w:val="18"/>
+                <w:szCs w:val="18"/>
+              </w:rPr>
+              <w:t xml:space="preserve">Base</w:t>
+            </w:r>
+          </w:p>
+        </w:tc>
+        <w:tc>
+          <w:tcPr>
+            <w:tcW w:type="dxa" w:w="3160"/>
+            <w:tcMar>
+              <w:top w:type="dxa" w:w="80"/>
+              <w:left w:type="dxa" w:w="100"/>
+              <w:bottom w:type="dxa" w:w="80"/>
+              <w:right w:type="dxa" w:w="100"/>
+            </w:tcMar>
+            <w:vAlign w:val="top"/>
+          </w:tcPr>
+          <w:p>
+            <w:pPr>
+              <w:spacing w:after="0"/>
+            </w:pPr>
+            <w:r>
+              <w:rPr>
+                <w:sz w:val="20"/>
+                <w:szCs w:val="20"/>
+              </w:rPr>
+              <w:t xml:space="preserve">The whole amount you start with — the number right after the word “of.”</w:t>
+            </w:r>
+          </w:p>
+        </w:tc>
+        <w:tc>
+          <w:tcPr>
+            <w:tcW w:type="dxa" w:w="2200"/>
+            <w:tcMar>
+              <w:top w:type="dxa" w:w="80"/>
+              <w:left w:type="dxa" w:w="100"/>
+              <w:bottom w:type="dxa" w:w="80"/>
+              <w:right w:type="dxa" w:w="100"/>
+            </w:tcMar>
+            <w:vAlign w:val="top"/>
+          </w:tcPr>
+          <w:p>
+            <w:pPr>
+              <w:spacing w:after="40"/>
+            </w:pPr>
+            <w:r>
+              <w:rPr>
+                <w:i/>
+                <w:iCs/>
+                <w:color w:val="5F6F80"/>
+                <w:sz w:val="19"/>
+                <w:szCs w:val="19"/>
+              </w:rPr>
+              <w:t xml:space="preserve">Not Base: write a counter-example that breaks the definition.</w:t>
+            </w:r>
+          </w:p>
+          <w:p>
+            <w:pPr>
+              <w:pBdr>
+                <w:bottom w:val="single" w:color="AFBECC" w:sz="6"/>
+              </w:pBdr>
+              <w:spacing w:after="30" w:before="150"/>
+            </w:pPr>
+            <w:r>
+              <w:t xml:space="preserve"/>
+            </w:r>
+          </w:p>
+        </w:tc>
+        <w:tc>
+          <w:tcPr>
+            <w:tcW w:type="dxa" w:w="2200"/>
+            <w:tcMar>
+              <w:top w:type="dxa" w:w="80"/>
+              <w:left w:type="dxa" w:w="100"/>
+              <w:bottom w:type="dxa" w:w="80"/>
+              <w:right w:type="dxa" w:w="100"/>
+            </w:tcMar>
+            <w:vAlign w:val="top"/>
+          </w:tcPr>
+          <w:p>
+            <w:pPr>
+              <w:spacing w:after="40"/>
               <w:jc w:val="center"/>
             </w:pPr>
             <w:r>
               <w:drawing>
                 <wp:inline distT="0" distB="0" distL="0" distR="0">
-                  <wp:extent cx="1047750" cy="790575"/>
+                  <wp:extent cx="876300" cy="657225"/>
                   <wp:effectExtent t="0" r="0" b="0" l="0"/>
                   <wp:docPr id="1" name="" descr="" title=""/>
                   <wp:cNvGraphicFramePr>
@@ -639,7 +915,7 @@
                         <pic:spPr bwMode="auto">
                           <a:xfrm>
                             <a:off x="0" y="0"/>
-                            <a:ext cx="1047750" cy="790575"/>
+                            <a:ext cx="876300" cy="657225"/>
                           </a:xfrm>
                           <a:prstGeom prst="rect">
                             <a:avLst/>
@@ -652,69 +928,10 @@
               </w:drawing>
             </w:r>
           </w:p>
-        </w:tc>
-        <w:tc>
-          <w:tcPr>
-            <w:tcW w:type="dxa" w:w="7560"/>
-            <w:tcMar>
-              <w:top w:type="dxa" w:w="100"/>
-              <w:left w:type="dxa" w:w="40"/>
-              <w:bottom w:type="dxa" w:w="100"/>
-              <w:right w:type="dxa" w:w="40"/>
-            </w:tcMar>
-            <w:vAlign w:val="center"/>
-          </w:tcPr>
-          <w:p>
-            <w:pPr>
-              <w:spacing w:after="50"/>
-            </w:pPr>
-            <w:r>
-              <w:rPr>
-                <w:b/>
-                <w:bCs/>
-                <w:color w:val="12355B"/>
-                <w:sz w:val="24"/>
-                <w:szCs w:val="24"/>
-              </w:rPr>
-              <w:t xml:space="preserve">Base</w:t>
-            </w:r>
-            <w:r>
-              <w:rPr>
-                <w:i/>
-                <w:iCs/>
-                <w:color w:val="5F6F80"/>
-                <w:sz w:val="19"/>
-                <w:szCs w:val="19"/>
-              </w:rPr>
-              <w:t xml:space="preserve">   Base</w:t>
-            </w:r>
-          </w:p>
-          <w:p>
-            <w:pPr>
-              <w:spacing w:after="40"/>
-            </w:pPr>
-            <w:r>
-              <w:rPr>
-                <w:sz w:val="21"/>
-                <w:szCs w:val="21"/>
-              </w:rPr>
-              <w:t xml:space="preserve">The whole amount you start with — the number right after the word “of.”</w:t>
-            </w:r>
-          </w:p>
           <w:p>
             <w:pPr>
               <w:spacing w:after="0"/>
             </w:pPr>
-            <w:r>
-              <w:rPr>
-                <w:b/>
-                <w:bCs/>
-                <w:color w:val="1FA6A2"/>
-                <w:sz w:val="18"/>
-                <w:szCs w:val="18"/>
-              </w:rPr>
-              <w:t xml:space="preserve">Example:  </w:t>
-            </w:r>
             <w:r>
               <w:rPr>
                 <w:i/>
@@ -728,23 +945,6 @@
           </w:p>
         </w:tc>
       </w:tr>
-    </w:tbl>
-    <w:tbl>
-      <w:tblPr>
-        <w:tblW w:type="pct" w:w="100%"/>
-        <w:tblBorders>
-          <w:top w:val="none" w:color="FFFFFF" w:sz="0"/>
-          <w:left w:val="none" w:color="FFFFFF" w:sz="0"/>
-          <w:bottom w:val="single" w:color="C7D2DD" w:sz="4"/>
-          <w:right w:val="none" w:color="FFFFFF" w:sz="0"/>
-          <w:insideH w:val="none" w:color="FFFFFF" w:sz="0"/>
-          <w:insideV w:val="none" w:color="FFFFFF" w:sz="0"/>
-        </w:tblBorders>
-      </w:tblPr>
-      <w:tblGrid>
-        <w:gridCol w:w="1800"/>
-        <w:gridCol w:w="7560"/>
-      </w:tblGrid>
       <w:tr>
         <w:trPr>
           <w:cantSplit/>
@@ -753,22 +953,126 @@
           <w:tcPr>
             <w:tcW w:type="dxa" w:w="1800"/>
             <w:tcMar>
-              <w:top w:type="dxa" w:w="100"/>
-              <w:left w:type="dxa" w:w="40"/>
-              <w:bottom w:type="dxa" w:w="100"/>
-              <w:right w:type="dxa" w:w="120"/>
+              <w:top w:type="dxa" w:w="80"/>
+              <w:left w:type="dxa" w:w="100"/>
+              <w:bottom w:type="dxa" w:w="80"/>
+              <w:right w:type="dxa" w:w="100"/>
             </w:tcMar>
-            <w:vAlign w:val="center"/>
+            <w:vAlign w:val="top"/>
           </w:tcPr>
           <w:p>
             <w:pPr>
+              <w:spacing w:after="30"/>
+            </w:pPr>
+            <w:r>
+              <w:rPr>
+                <w:b/>
+                <w:bCs/>
+                <w:color w:val="12355B"/>
+                <w:sz w:val="21"/>
+                <w:szCs w:val="21"/>
+              </w:rPr>
+              <w:t xml:space="preserve">Part</w:t>
+            </w:r>
+          </w:p>
+          <w:p>
+            <w:pPr>
               <w:spacing w:after="0"/>
+            </w:pPr>
+            <w:r>
+              <w:rPr>
+                <w:i/>
+                <w:iCs/>
+                <w:color w:val="5F6F80"/>
+                <w:sz w:val="18"/>
+                <w:szCs w:val="18"/>
+              </w:rPr>
+              <w:t xml:space="preserve">Parte</w:t>
+            </w:r>
+          </w:p>
+        </w:tc>
+        <w:tc>
+          <w:tcPr>
+            <w:tcW w:type="dxa" w:w="3160"/>
+            <w:tcMar>
+              <w:top w:type="dxa" w:w="80"/>
+              <w:left w:type="dxa" w:w="100"/>
+              <w:bottom w:type="dxa" w:w="80"/>
+              <w:right w:type="dxa" w:w="100"/>
+            </w:tcMar>
+            <w:vAlign w:val="top"/>
+          </w:tcPr>
+          <w:p>
+            <w:pPr>
+              <w:spacing w:after="0"/>
+            </w:pPr>
+            <w:r>
+              <w:rPr>
+                <w:sz w:val="20"/>
+                <w:szCs w:val="20"/>
+              </w:rPr>
+              <w:t xml:space="preserve">How much of the base (the whole) you get. It is your answer.</w:t>
+            </w:r>
+          </w:p>
+        </w:tc>
+        <w:tc>
+          <w:tcPr>
+            <w:tcW w:type="dxa" w:w="2200"/>
+            <w:tcMar>
+              <w:top w:type="dxa" w:w="80"/>
+              <w:left w:type="dxa" w:w="100"/>
+              <w:bottom w:type="dxa" w:w="80"/>
+              <w:right w:type="dxa" w:w="100"/>
+            </w:tcMar>
+            <w:vAlign w:val="top"/>
+          </w:tcPr>
+          <w:p>
+            <w:pPr>
+              <w:spacing w:after="40"/>
+            </w:pPr>
+            <w:r>
+              <w:rPr>
+                <w:i/>
+                <w:iCs/>
+                <w:color w:val="5F6F80"/>
+                <w:sz w:val="19"/>
+                <w:szCs w:val="19"/>
+              </w:rPr>
+              <w:t xml:space="preserve">Not Part: write a counter-example that breaks the definition.</w:t>
+            </w:r>
+          </w:p>
+          <w:p>
+            <w:pPr>
+              <w:pBdr>
+                <w:bottom w:val="single" w:color="AFBECC" w:sz="6"/>
+              </w:pBdr>
+              <w:spacing w:after="30" w:before="150"/>
+            </w:pPr>
+            <w:r>
+              <w:t xml:space="preserve"/>
+            </w:r>
+          </w:p>
+        </w:tc>
+        <w:tc>
+          <w:tcPr>
+            <w:tcW w:type="dxa" w:w="2200"/>
+            <w:tcMar>
+              <w:top w:type="dxa" w:w="80"/>
+              <w:left w:type="dxa" w:w="100"/>
+              <w:bottom w:type="dxa" w:w="80"/>
+              <w:right w:type="dxa" w:w="100"/>
+            </w:tcMar>
+            <w:vAlign w:val="top"/>
+          </w:tcPr>
+          <w:p>
+            <w:pPr>
+              <w:spacing w:after="40"/>
               <w:jc w:val="center"/>
             </w:pPr>
             <w:r>
               <w:drawing>
                 <wp:inline distT="0" distB="0" distL="0" distR="0">
-                  <wp:extent cx="1047750" cy="790575"/>
+                  <wp:extent cx="876300" cy="657225"/>
                   <wp:effectExtent t="0" r="0" b="0" l="0"/>
                   <wp:docPr id="1" name="" descr="" title=""/>
                   <wp:cNvGraphicFramePr>
@@ -793,7 +1097,7 @@
                         <pic:spPr bwMode="auto">
                           <a:xfrm>
                             <a:off x="0" y="0"/>
-                            <a:ext cx="1047750" cy="790575"/>
+                            <a:ext cx="876300" cy="657225"/>
                           </a:xfrm>
                           <a:prstGeom prst="rect">
                             <a:avLst/>
@@ -806,69 +1110,10 @@
               </w:drawing>
             </w:r>
           </w:p>
-        </w:tc>
-        <w:tc>
-          <w:tcPr>
-            <w:tcW w:type="dxa" w:w="7560"/>
-            <w:tcMar>
-              <w:top w:type="dxa" w:w="100"/>
-              <w:left w:type="dxa" w:w="40"/>
-              <w:bottom w:type="dxa" w:w="100"/>
-              <w:right w:type="dxa" w:w="40"/>
-            </w:tcMar>
-            <w:vAlign w:val="center"/>
-          </w:tcPr>
-          <w:p>
-            <w:pPr>
-              <w:spacing w:after="50"/>
-            </w:pPr>
-            <w:r>
-              <w:rPr>
-                <w:b/>
-                <w:bCs/>
-                <w:color w:val="12355B"/>
-                <w:sz w:val="24"/>
-                <w:szCs w:val="24"/>
-              </w:rPr>
-              <w:t xml:space="preserve">Part</w:t>
-            </w:r>
-            <w:r>
-              <w:rPr>
-                <w:i/>
-                <w:iCs/>
-                <w:color w:val="5F6F80"/>
-                <w:sz w:val="19"/>
-                <w:szCs w:val="19"/>
-              </w:rPr>
-              <w:t xml:space="preserve">   Parte</w:t>
-            </w:r>
-          </w:p>
-          <w:p>
-            <w:pPr>
-              <w:spacing w:after="40"/>
-            </w:pPr>
-            <w:r>
-              <w:rPr>
-                <w:sz w:val="21"/>
-                <w:szCs w:val="21"/>
-              </w:rPr>
-              <w:t xml:space="preserve">How much of the base (the whole) you get. It is your answer.</w:t>
-            </w:r>
-          </w:p>
           <w:p>
             <w:pPr>
               <w:spacing w:after="0"/>
             </w:pPr>
-            <w:r>
-              <w:rPr>
-                <w:b/>
-                <w:bCs/>
-                <w:color w:val="1FA6A2"/>
-                <w:sz w:val="18"/>
-                <w:szCs w:val="18"/>
-              </w:rPr>
-              <w:t xml:space="preserve">Example:  </w:t>
-            </w:r>
             <w:r>
               <w:rPr>
                 <w:i/>
@@ -882,23 +1127,6 @@
           </w:p>
         </w:tc>
       </w:tr>
-    </w:tbl>
-    <w:tbl>
-      <w:tblPr>
-        <w:tblW w:type="pct" w:w="100%"/>
-        <w:tblBorders>
-          <w:top w:val="none" w:color="FFFFFF" w:sz="0"/>
-          <w:left w:val="none" w:color="FFFFFF" w:sz="0"/>
-          <w:bottom w:val="single" w:color="C7D2DD" w:sz="4"/>
-          <w:right w:val="none" w:color="FFFFFF" w:sz="0"/>
-          <w:insideH w:val="none" w:color="FFFFFF" w:sz="0"/>
-          <w:insideV w:val="none" w:color="FFFFFF" w:sz="0"/>
-        </w:tblBorders>
-      </w:tblPr>
-      <w:tblGrid>
-        <w:gridCol w:w="1800"/>
-        <w:gridCol w:w="7560"/>
-      </w:tblGrid>
       <w:tr>
         <w:trPr>
           <w:cantSplit/>
@@ -907,22 +1135,126 @@
           <w:tcPr>
             <w:tcW w:type="dxa" w:w="1800"/>
             <w:tcMar>
-              <w:top w:type="dxa" w:w="100"/>
-              <w:left w:type="dxa" w:w="40"/>
-              <w:bottom w:type="dxa" w:w="100"/>
-              <w:right w:type="dxa" w:w="120"/>
+              <w:top w:type="dxa" w:w="80"/>
+              <w:left w:type="dxa" w:w="100"/>
+              <w:bottom w:type="dxa" w:w="80"/>
+              <w:right w:type="dxa" w:w="100"/>
             </w:tcMar>
-            <w:vAlign w:val="center"/>
+            <w:vAlign w:val="top"/>
           </w:tcPr>
           <w:p>
             <w:pPr>
+              <w:spacing w:after="30"/>
+            </w:pPr>
+            <w:r>
+              <w:rPr>
+                <w:b/>
+                <w:bCs/>
+                <w:color w:val="12355B"/>
+                <w:sz w:val="21"/>
+                <w:szCs w:val="21"/>
+              </w:rPr>
+              <w:t xml:space="preserve">Equation</w:t>
+            </w:r>
+          </w:p>
+          <w:p>
+            <w:pPr>
               <w:spacing w:after="0"/>
+            </w:pPr>
+            <w:r>
+              <w:rPr>
+                <w:i/>
+                <w:iCs/>
+                <w:color w:val="5F6F80"/>
+                <w:sz w:val="18"/>
+                <w:szCs w:val="18"/>
+              </w:rPr>
+              <w:t xml:space="preserve">Ecuación</w:t>
+            </w:r>
+          </w:p>
+        </w:tc>
+        <w:tc>
+          <w:tcPr>
+            <w:tcW w:type="dxa" w:w="3160"/>
+            <w:tcMar>
+              <w:top w:type="dxa" w:w="80"/>
+              <w:left w:type="dxa" w:w="100"/>
+              <w:bottom w:type="dxa" w:w="80"/>
+              <w:right w:type="dxa" w:w="100"/>
+            </w:tcMar>
+            <w:vAlign w:val="top"/>
+          </w:tcPr>
+          <w:p>
+            <w:pPr>
+              <w:spacing w:after="0"/>
+            </w:pPr>
+            <w:r>
+              <w:rPr>
+                <w:sz w:val="20"/>
+                <w:szCs w:val="20"/>
+              </w:rPr>
+              <w:t xml:space="preserve">A number sentence with an equal sign. The percent one is: part = percent × base.</w:t>
+            </w:r>
+          </w:p>
+        </w:tc>
+        <w:tc>
+          <w:tcPr>
+            <w:tcW w:type="dxa" w:w="2200"/>
+            <w:tcMar>
+              <w:top w:type="dxa" w:w="80"/>
+              <w:left w:type="dxa" w:w="100"/>
+              <w:bottom w:type="dxa" w:w="80"/>
+              <w:right w:type="dxa" w:w="100"/>
+            </w:tcMar>
+            <w:vAlign w:val="top"/>
+          </w:tcPr>
+          <w:p>
+            <w:pPr>
+              <w:spacing w:after="40"/>
+            </w:pPr>
+            <w:r>
+              <w:rPr>
+                <w:i/>
+                <w:iCs/>
+                <w:color w:val="5F6F80"/>
+                <w:sz w:val="19"/>
+                <w:szCs w:val="19"/>
+              </w:rPr>
+              <w:t xml:space="preserve">Not Equation: write a counter-example that breaks the definition.</w:t>
+            </w:r>
+          </w:p>
+          <w:p>
+            <w:pPr>
+              <w:pBdr>
+                <w:bottom w:val="single" w:color="AFBECC" w:sz="6"/>
+              </w:pBdr>
+              <w:spacing w:after="30" w:before="150"/>
+            </w:pPr>
+            <w:r>
+              <w:t xml:space="preserve"/>
+            </w:r>
+          </w:p>
+        </w:tc>
+        <w:tc>
+          <w:tcPr>
+            <w:tcW w:type="dxa" w:w="2200"/>
+            <w:tcMar>
+              <w:top w:type="dxa" w:w="80"/>
+              <w:left w:type="dxa" w:w="100"/>
+              <w:bottom w:type="dxa" w:w="80"/>
+              <w:right w:type="dxa" w:w="100"/>
+            </w:tcMar>
+            <w:vAlign w:val="top"/>
+          </w:tcPr>
+          <w:p>
+            <w:pPr>
+              <w:spacing w:after="40"/>
               <w:jc w:val="center"/>
             </w:pPr>
             <w:r>
               <w:drawing>
                 <wp:inline distT="0" distB="0" distL="0" distR="0">
-                  <wp:extent cx="1047750" cy="790575"/>
+                  <wp:extent cx="876300" cy="657225"/>
                   <wp:effectExtent t="0" r="0" b="0" l="0"/>
                   <wp:docPr id="1" name="" descr="" title=""/>
                   <wp:cNvGraphicFramePr>
@@ -947,7 +1279,7 @@
                         <pic:spPr bwMode="auto">
                           <a:xfrm>
                             <a:off x="0" y="0"/>
-                            <a:ext cx="1047750" cy="790575"/>
+                            <a:ext cx="876300" cy="657225"/>
                           </a:xfrm>
                           <a:prstGeom prst="rect">
                             <a:avLst/>
@@ -960,69 +1292,10 @@
               </w:drawing>
             </w:r>
           </w:p>
-        </w:tc>
-        <w:tc>
-          <w:tcPr>
-            <w:tcW w:type="dxa" w:w="7560"/>
-            <w:tcMar>
-              <w:top w:type="dxa" w:w="100"/>
-              <w:left w:type="dxa" w:w="40"/>
-              <w:bottom w:type="dxa" w:w="100"/>
-              <w:right w:type="dxa" w:w="40"/>
-            </w:tcMar>
-            <w:vAlign w:val="center"/>
-          </w:tcPr>
-          <w:p>
-            <w:pPr>
-              <w:spacing w:after="50"/>
-            </w:pPr>
-            <w:r>
-              <w:rPr>
-                <w:b/>
-                <w:bCs/>
-                <w:color w:val="12355B"/>
-                <w:sz w:val="24"/>
-                <w:szCs w:val="24"/>
-              </w:rPr>
-              <w:t xml:space="preserve">Equation</w:t>
-            </w:r>
-            <w:r>
-              <w:rPr>
-                <w:i/>
-                <w:iCs/>
-                <w:color w:val="5F6F80"/>
-                <w:sz w:val="19"/>
-                <w:szCs w:val="19"/>
-              </w:rPr>
-              <w:t xml:space="preserve">   Ecuación</w:t>
-            </w:r>
-          </w:p>
-          <w:p>
-            <w:pPr>
-              <w:spacing w:after="40"/>
-            </w:pPr>
-            <w:r>
-              <w:rPr>
-                <w:sz w:val="21"/>
-                <w:szCs w:val="21"/>
-              </w:rPr>
-              <w:t xml:space="preserve">A number sentence with an equal sign. The percent one is: part = percent × base.</w:t>
-            </w:r>
-          </w:p>
           <w:p>
             <w:pPr>
               <w:spacing w:after="0"/>
             </w:pPr>
-            <w:r>
-              <w:rPr>
-                <w:b/>
-                <w:bCs/>
-                <w:color w:val="1FA6A2"/>
-                <w:sz w:val="18"/>
-                <w:szCs w:val="18"/>
-              </w:rPr>
-              <w:t xml:space="preserve">Example:  </w:t>
-            </w:r>
             <w:r>
               <w:rPr>
                 <w:i/>
@@ -1036,23 +1309,6 @@
           </w:p>
         </w:tc>
       </w:tr>
-    </w:tbl>
-    <w:tbl>
-      <w:tblPr>
-        <w:tblW w:type="pct" w:w="100%"/>
-        <w:tblBorders>
-          <w:top w:val="none" w:color="FFFFFF" w:sz="0"/>
-          <w:left w:val="none" w:color="FFFFFF" w:sz="0"/>
-          <w:bottom w:val="single" w:color="C7D2DD" w:sz="4"/>
-          <w:right w:val="none" w:color="FFFFFF" w:sz="0"/>
-          <w:insideH w:val="none" w:color="FFFFFF" w:sz="0"/>
-          <w:insideV w:val="none" w:color="FFFFFF" w:sz="0"/>
-        </w:tblBorders>
-      </w:tblPr>
-      <w:tblGrid>
-        <w:gridCol w:w="1800"/>
-        <w:gridCol w:w="7560"/>
-      </w:tblGrid>
       <w:tr>
         <w:trPr>
           <w:cantSplit/>
@@ -1061,22 +1317,126 @@
           <w:tcPr>
             <w:tcW w:type="dxa" w:w="1800"/>
             <w:tcMar>
-              <w:top w:type="dxa" w:w="100"/>
-              <w:left w:type="dxa" w:w="40"/>
-              <w:bottom w:type="dxa" w:w="100"/>
-              <w:right w:type="dxa" w:w="120"/>
+              <w:top w:type="dxa" w:w="80"/>
+              <w:left w:type="dxa" w:w="100"/>
+              <w:bottom w:type="dxa" w:w="80"/>
+              <w:right w:type="dxa" w:w="100"/>
             </w:tcMar>
-            <w:vAlign w:val="center"/>
+            <w:vAlign w:val="top"/>
           </w:tcPr>
           <w:p>
             <w:pPr>
+              <w:spacing w:after="30"/>
+            </w:pPr>
+            <w:r>
+              <w:rPr>
+                <w:b/>
+                <w:bCs/>
+                <w:color w:val="12355B"/>
+                <w:sz w:val="21"/>
+                <w:szCs w:val="21"/>
+              </w:rPr>
+              <w:t xml:space="preserve">Discount</w:t>
+            </w:r>
+          </w:p>
+          <w:p>
+            <w:pPr>
               <w:spacing w:after="0"/>
+            </w:pPr>
+            <w:r>
+              <w:rPr>
+                <w:i/>
+                <w:iCs/>
+                <w:color w:val="5F6F80"/>
+                <w:sz w:val="18"/>
+                <w:szCs w:val="18"/>
+              </w:rPr>
+              <w:t xml:space="preserve">Descuento</w:t>
+            </w:r>
+          </w:p>
+        </w:tc>
+        <w:tc>
+          <w:tcPr>
+            <w:tcW w:type="dxa" w:w="3160"/>
+            <w:tcMar>
+              <w:top w:type="dxa" w:w="80"/>
+              <w:left w:type="dxa" w:w="100"/>
+              <w:bottom w:type="dxa" w:w="80"/>
+              <w:right w:type="dxa" w:w="100"/>
+            </w:tcMar>
+            <w:vAlign w:val="top"/>
+          </w:tcPr>
+          <w:p>
+            <w:pPr>
+              <w:spacing w:after="0"/>
+            </w:pPr>
+            <w:r>
+              <w:rPr>
+                <w:sz w:val="20"/>
+                <w:szCs w:val="20"/>
+              </w:rPr>
+              <w:t xml:space="preserve">Money taken off the first price to make it cheaper.</w:t>
+            </w:r>
+          </w:p>
+        </w:tc>
+        <w:tc>
+          <w:tcPr>
+            <w:tcW w:type="dxa" w:w="2200"/>
+            <w:tcMar>
+              <w:top w:type="dxa" w:w="80"/>
+              <w:left w:type="dxa" w:w="100"/>
+              <w:bottom w:type="dxa" w:w="80"/>
+              <w:right w:type="dxa" w:w="100"/>
+            </w:tcMar>
+            <w:vAlign w:val="top"/>
+          </w:tcPr>
+          <w:p>
+            <w:pPr>
+              <w:spacing w:after="40"/>
+            </w:pPr>
+            <w:r>
+              <w:rPr>
+                <w:i/>
+                <w:iCs/>
+                <w:color w:val="5F6F80"/>
+                <w:sz w:val="19"/>
+                <w:szCs w:val="19"/>
+              </w:rPr>
+              <w:t xml:space="preserve">Not Discount: write a counter-example that breaks the definition.</w:t>
+            </w:r>
+          </w:p>
+          <w:p>
+            <w:pPr>
+              <w:pBdr>
+                <w:bottom w:val="single" w:color="AFBECC" w:sz="6"/>
+              </w:pBdr>
+              <w:spacing w:after="30" w:before="150"/>
+            </w:pPr>
+            <w:r>
+              <w:t xml:space="preserve"/>
+            </w:r>
+          </w:p>
+        </w:tc>
+        <w:tc>
+          <w:tcPr>
+            <w:tcW w:type="dxa" w:w="2200"/>
+            <w:tcMar>
+              <w:top w:type="dxa" w:w="80"/>
+              <w:left w:type="dxa" w:w="100"/>
+              <w:bottom w:type="dxa" w:w="80"/>
+              <w:right w:type="dxa" w:w="100"/>
+            </w:tcMar>
+            <w:vAlign w:val="top"/>
+          </w:tcPr>
+          <w:p>
+            <w:pPr>
+              <w:spacing w:after="40"/>
               <w:jc w:val="center"/>
             </w:pPr>
             <w:r>
               <w:drawing>
                 <wp:inline distT="0" distB="0" distL="0" distR="0">
-                  <wp:extent cx="1047750" cy="790575"/>
+                  <wp:extent cx="876300" cy="657225"/>
                   <wp:effectExtent t="0" r="0" b="0" l="0"/>
                   <wp:docPr id="1" name="" descr="" title=""/>
                   <wp:cNvGraphicFramePr>
@@ -1101,7 +1461,7 @@
                         <pic:spPr bwMode="auto">
                           <a:xfrm>
                             <a:off x="0" y="0"/>
-                            <a:ext cx="1047750" cy="790575"/>
+                            <a:ext cx="876300" cy="657225"/>
                           </a:xfrm>
                           <a:prstGeom prst="rect">
                             <a:avLst/>
@@ -1114,69 +1474,10 @@
               </w:drawing>
             </w:r>
           </w:p>
-        </w:tc>
-        <w:tc>
-          <w:tcPr>
-            <w:tcW w:type="dxa" w:w="7560"/>
-            <w:tcMar>
-              <w:top w:type="dxa" w:w="100"/>
-              <w:left w:type="dxa" w:w="40"/>
-              <w:bottom w:type="dxa" w:w="100"/>
-              <w:right w:type="dxa" w:w="40"/>
-            </w:tcMar>
-            <w:vAlign w:val="center"/>
-          </w:tcPr>
-          <w:p>
-            <w:pPr>
-              <w:spacing w:after="50"/>
-            </w:pPr>
-            <w:r>
-              <w:rPr>
-                <w:b/>
-                <w:bCs/>
-                <w:color w:val="12355B"/>
-                <w:sz w:val="24"/>
-                <w:szCs w:val="24"/>
-              </w:rPr>
-              <w:t xml:space="preserve">Discount</w:t>
-            </w:r>
-            <w:r>
-              <w:rPr>
-                <w:i/>
-                <w:iCs/>
-                <w:color w:val="5F6F80"/>
-                <w:sz w:val="19"/>
-                <w:szCs w:val="19"/>
-              </w:rPr>
-              <w:t xml:space="preserve">   Descuento</w:t>
-            </w:r>
-          </w:p>
-          <w:p>
-            <w:pPr>
-              <w:spacing w:after="40"/>
-            </w:pPr>
-            <w:r>
-              <w:rPr>
-                <w:sz w:val="21"/>
-                <w:szCs w:val="21"/>
-              </w:rPr>
-              <w:t xml:space="preserve">Money taken off the first price to make it cheaper.</w:t>
-            </w:r>
-          </w:p>
           <w:p>
             <w:pPr>
               <w:spacing w:after="0"/>
             </w:pPr>
-            <w:r>
-              <w:rPr>
-                <w:b/>
-                <w:bCs/>
-                <w:color w:val="1FA6A2"/>
-                <w:sz w:val="18"/>
-                <w:szCs w:val="18"/>
-              </w:rPr>
-              <w:t xml:space="preserve">Example:  </w:t>
-            </w:r>
             <w:r>
               <w:rPr>
                 <w:i/>
@@ -1190,23 +1491,6 @@
           </w:p>
         </w:tc>
       </w:tr>
-    </w:tbl>
-    <w:tbl>
-      <w:tblPr>
-        <w:tblW w:type="pct" w:w="100%"/>
-        <w:tblBorders>
-          <w:top w:val="none" w:color="FFFFFF" w:sz="0"/>
-          <w:left w:val="none" w:color="FFFFFF" w:sz="0"/>
-          <w:bottom w:val="single" w:color="C7D2DD" w:sz="4"/>
-          <w:right w:val="none" w:color="FFFFFF" w:sz="0"/>
-          <w:insideH w:val="none" w:color="FFFFFF" w:sz="0"/>
-          <w:insideV w:val="none" w:color="FFFFFF" w:sz="0"/>
-        </w:tblBorders>
-      </w:tblPr>
-      <w:tblGrid>
-        <w:gridCol w:w="1800"/>
-        <w:gridCol w:w="7560"/>
-      </w:tblGrid>
       <w:tr>
         <w:trPr>
           <w:cantSplit/>
@@ -1215,22 +1499,126 @@
           <w:tcPr>
             <w:tcW w:type="dxa" w:w="1800"/>
             <w:tcMar>
-              <w:top w:type="dxa" w:w="100"/>
-              <w:left w:type="dxa" w:w="40"/>
-              <w:bottom w:type="dxa" w:w="100"/>
-              <w:right w:type="dxa" w:w="120"/>
+              <w:top w:type="dxa" w:w="80"/>
+              <w:left w:type="dxa" w:w="100"/>
+              <w:bottom w:type="dxa" w:w="80"/>
+              <w:right w:type="dxa" w:w="100"/>
             </w:tcMar>
-            <w:vAlign w:val="center"/>
+            <w:vAlign w:val="top"/>
           </w:tcPr>
           <w:p>
             <w:pPr>
+              <w:spacing w:after="30"/>
+            </w:pPr>
+            <w:r>
+              <w:rPr>
+                <w:b/>
+                <w:bCs/>
+                <w:color w:val="12355B"/>
+                <w:sz w:val="21"/>
+                <w:szCs w:val="21"/>
+              </w:rPr>
+              <w:t xml:space="preserve">Double number line</w:t>
+            </w:r>
+          </w:p>
+          <w:p>
+            <w:pPr>
               <w:spacing w:after="0"/>
+            </w:pPr>
+            <w:r>
+              <w:rPr>
+                <w:i/>
+                <w:iCs/>
+                <w:color w:val="5F6F80"/>
+                <w:sz w:val="18"/>
+                <w:szCs w:val="18"/>
+              </w:rPr>
+              <w:t xml:space="preserve">Recta numérica doble</w:t>
+            </w:r>
+          </w:p>
+        </w:tc>
+        <w:tc>
+          <w:tcPr>
+            <w:tcW w:type="dxa" w:w="3160"/>
+            <w:tcMar>
+              <w:top w:type="dxa" w:w="80"/>
+              <w:left w:type="dxa" w:w="100"/>
+              <w:bottom w:type="dxa" w:w="80"/>
+              <w:right w:type="dxa" w:w="100"/>
+            </w:tcMar>
+            <w:vAlign w:val="top"/>
+          </w:tcPr>
+          <w:p>
+            <w:pPr>
+              <w:spacing w:after="0"/>
+            </w:pPr>
+            <w:r>
+              <w:rPr>
+                <w:sz w:val="20"/>
+                <w:szCs w:val="20"/>
+              </w:rPr>
+              <w:t xml:space="preserve">Two number lines that line up percents with amounts.</w:t>
+            </w:r>
+          </w:p>
+        </w:tc>
+        <w:tc>
+          <w:tcPr>
+            <w:tcW w:type="dxa" w:w="2200"/>
+            <w:tcMar>
+              <w:top w:type="dxa" w:w="80"/>
+              <w:left w:type="dxa" w:w="100"/>
+              <w:bottom w:type="dxa" w:w="80"/>
+              <w:right w:type="dxa" w:w="100"/>
+            </w:tcMar>
+            <w:vAlign w:val="top"/>
+          </w:tcPr>
+          <w:p>
+            <w:pPr>
+              <w:spacing w:after="40"/>
+            </w:pPr>
+            <w:r>
+              <w:rPr>
+                <w:i/>
+                <w:iCs/>
+                <w:color w:val="5F6F80"/>
+                <w:sz w:val="19"/>
+                <w:szCs w:val="19"/>
+              </w:rPr>
+              <w:t xml:space="preserve">Not Double number line: write a counter-example that breaks the definition.</w:t>
+            </w:r>
+          </w:p>
+          <w:p>
+            <w:pPr>
+              <w:pBdr>
+                <w:bottom w:val="single" w:color="AFBECC" w:sz="6"/>
+              </w:pBdr>
+              <w:spacing w:after="30" w:before="150"/>
+            </w:pPr>
+            <w:r>
+              <w:t xml:space="preserve"/>
+            </w:r>
+          </w:p>
+        </w:tc>
+        <w:tc>
+          <w:tcPr>
+            <w:tcW w:type="dxa" w:w="2200"/>
+            <w:tcMar>
+              <w:top w:type="dxa" w:w="80"/>
+              <w:left w:type="dxa" w:w="100"/>
+              <w:bottom w:type="dxa" w:w="80"/>
+              <w:right w:type="dxa" w:w="100"/>
+            </w:tcMar>
+            <w:vAlign w:val="top"/>
+          </w:tcPr>
+          <w:p>
+            <w:pPr>
+              <w:spacing w:after="40"/>
               <w:jc w:val="center"/>
             </w:pPr>
             <w:r>
               <w:drawing>
                 <wp:inline distT="0" distB="0" distL="0" distR="0">
-                  <wp:extent cx="1047750" cy="790575"/>
+                  <wp:extent cx="876300" cy="657225"/>
                   <wp:effectExtent t="0" r="0" b="0" l="0"/>
                   <wp:docPr id="1" name="" descr="" title=""/>
                   <wp:cNvGraphicFramePr>
@@ -1255,7 +1643,7 @@
                         <pic:spPr bwMode="auto">
                           <a:xfrm>
                             <a:off x="0" y="0"/>
-                            <a:ext cx="1047750" cy="790575"/>
+                            <a:ext cx="876300" cy="657225"/>
                           </a:xfrm>
                           <a:prstGeom prst="rect">
                             <a:avLst/>
@@ -1268,69 +1656,10 @@
               </w:drawing>
             </w:r>
           </w:p>
-        </w:tc>
-        <w:tc>
-          <w:tcPr>
-            <w:tcW w:type="dxa" w:w="7560"/>
-            <w:tcMar>
-              <w:top w:type="dxa" w:w="100"/>
-              <w:left w:type="dxa" w:w="40"/>
-              <w:bottom w:type="dxa" w:w="100"/>
-              <w:right w:type="dxa" w:w="40"/>
-            </w:tcMar>
-            <w:vAlign w:val="center"/>
-          </w:tcPr>
-          <w:p>
-            <w:pPr>
-              <w:spacing w:after="50"/>
-            </w:pPr>
-            <w:r>
-              <w:rPr>
-                <w:b/>
-                <w:bCs/>
-                <w:color w:val="12355B"/>
-                <w:sz w:val="24"/>
-                <w:szCs w:val="24"/>
-              </w:rPr>
-              <w:t xml:space="preserve">Double number line</w:t>
-            </w:r>
-            <w:r>
-              <w:rPr>
-                <w:i/>
-                <w:iCs/>
-                <w:color w:val="5F6F80"/>
-                <w:sz w:val="19"/>
-                <w:szCs w:val="19"/>
-              </w:rPr>
-              <w:t xml:space="preserve">   Recta numérica doble</w:t>
-            </w:r>
-          </w:p>
-          <w:p>
-            <w:pPr>
-              <w:spacing w:after="40"/>
-            </w:pPr>
-            <w:r>
-              <w:rPr>
-                <w:sz w:val="21"/>
-                <w:szCs w:val="21"/>
-              </w:rPr>
-              <w:t xml:space="preserve">Two number lines that line up percents with amounts.</w:t>
-            </w:r>
-          </w:p>
           <w:p>
             <w:pPr>
               <w:spacing w:after="0"/>
             </w:pPr>
-            <w:r>
-              <w:rPr>
-                <w:b/>
-                <w:bCs/>
-                <w:color w:val="1FA6A2"/>
-                <w:sz w:val="18"/>
-                <w:szCs w:val="18"/>
-              </w:rPr>
-              <w:t xml:space="preserve">Example:  </w:t>
-            </w:r>
             <w:r>
               <w:rPr>
                 <w:i/>
@@ -1344,23 +1673,6 @@
           </w:p>
         </w:tc>
       </w:tr>
-    </w:tbl>
-    <w:tbl>
-      <w:tblPr>
-        <w:tblW w:type="pct" w:w="100%"/>
-        <w:tblBorders>
-          <w:top w:val="none" w:color="FFFFFF" w:sz="0"/>
-          <w:left w:val="none" w:color="FFFFFF" w:sz="0"/>
-          <w:bottom w:val="single" w:color="C7D2DD" w:sz="4"/>
-          <w:right w:val="none" w:color="FFFFFF" w:sz="0"/>
-          <w:insideH w:val="none" w:color="FFFFFF" w:sz="0"/>
-          <w:insideV w:val="none" w:color="FFFFFF" w:sz="0"/>
-        </w:tblBorders>
-      </w:tblPr>
-      <w:tblGrid>
-        <w:gridCol w:w="1800"/>
-        <w:gridCol w:w="7560"/>
-      </w:tblGrid>
       <w:tr>
         <w:trPr>
           <w:cantSplit/>
@@ -1369,22 +1681,126 @@
           <w:tcPr>
             <w:tcW w:type="dxa" w:w="1800"/>
             <w:tcMar>
-              <w:top w:type="dxa" w:w="100"/>
-              <w:left w:type="dxa" w:w="40"/>
-              <w:bottom w:type="dxa" w:w="100"/>
-              <w:right w:type="dxa" w:w="120"/>
+              <w:top w:type="dxa" w:w="80"/>
+              <w:left w:type="dxa" w:w="100"/>
+              <w:bottom w:type="dxa" w:w="80"/>
+              <w:right w:type="dxa" w:w="100"/>
             </w:tcMar>
-            <w:vAlign w:val="center"/>
+            <w:vAlign w:val="top"/>
           </w:tcPr>
           <w:p>
             <w:pPr>
+              <w:spacing w:after="30"/>
+            </w:pPr>
+            <w:r>
+              <w:rPr>
+                <w:b/>
+                <w:bCs/>
+                <w:color w:val="12355B"/>
+                <w:sz w:val="21"/>
+                <w:szCs w:val="21"/>
+              </w:rPr>
+              <w:t xml:space="preserve">Equivalent fraction</w:t>
+            </w:r>
+          </w:p>
+          <w:p>
+            <w:pPr>
               <w:spacing w:after="0"/>
+            </w:pPr>
+            <w:r>
+              <w:rPr>
+                <w:i/>
+                <w:iCs/>
+                <w:color w:val="5F6F80"/>
+                <w:sz w:val="18"/>
+                <w:szCs w:val="18"/>
+              </w:rPr>
+              <w:t xml:space="preserve">Fracción equivalente</w:t>
+            </w:r>
+          </w:p>
+        </w:tc>
+        <w:tc>
+          <w:tcPr>
+            <w:tcW w:type="dxa" w:w="3160"/>
+            <w:tcMar>
+              <w:top w:type="dxa" w:w="80"/>
+              <w:left w:type="dxa" w:w="100"/>
+              <w:bottom w:type="dxa" w:w="80"/>
+              <w:right w:type="dxa" w:w="100"/>
+            </w:tcMar>
+            <w:vAlign w:val="top"/>
+          </w:tcPr>
+          <w:p>
+            <w:pPr>
+              <w:spacing w:after="0"/>
+            </w:pPr>
+            <w:r>
+              <w:rPr>
+                <w:sz w:val="20"/>
+                <w:szCs w:val="20"/>
+              </w:rPr>
+              <w:t xml:space="preserve">A fraction with the same value written with different numbers.</w:t>
+            </w:r>
+          </w:p>
+        </w:tc>
+        <w:tc>
+          <w:tcPr>
+            <w:tcW w:type="dxa" w:w="2200"/>
+            <w:tcMar>
+              <w:top w:type="dxa" w:w="80"/>
+              <w:left w:type="dxa" w:w="100"/>
+              <w:bottom w:type="dxa" w:w="80"/>
+              <w:right w:type="dxa" w:w="100"/>
+            </w:tcMar>
+            <w:vAlign w:val="top"/>
+          </w:tcPr>
+          <w:p>
+            <w:pPr>
+              <w:spacing w:after="40"/>
+            </w:pPr>
+            <w:r>
+              <w:rPr>
+                <w:i/>
+                <w:iCs/>
+                <w:color w:val="5F6F80"/>
+                <w:sz w:val="19"/>
+                <w:szCs w:val="19"/>
+              </w:rPr>
+              <w:t xml:space="preserve">Not Equivalent fraction: write a counter-example that breaks the definition.</w:t>
+            </w:r>
+          </w:p>
+          <w:p>
+            <w:pPr>
+              <w:pBdr>
+                <w:bottom w:val="single" w:color="AFBECC" w:sz="6"/>
+              </w:pBdr>
+              <w:spacing w:after="30" w:before="150"/>
+            </w:pPr>
+            <w:r>
+              <w:t xml:space="preserve"/>
+            </w:r>
+          </w:p>
+        </w:tc>
+        <w:tc>
+          <w:tcPr>
+            <w:tcW w:type="dxa" w:w="2200"/>
+            <w:tcMar>
+              <w:top w:type="dxa" w:w="80"/>
+              <w:left w:type="dxa" w:w="100"/>
+              <w:bottom w:type="dxa" w:w="80"/>
+              <w:right w:type="dxa" w:w="100"/>
+            </w:tcMar>
+            <w:vAlign w:val="top"/>
+          </w:tcPr>
+          <w:p>
+            <w:pPr>
+              <w:spacing w:after="40"/>
               <w:jc w:val="center"/>
             </w:pPr>
             <w:r>
               <w:drawing>
                 <wp:inline distT="0" distB="0" distL="0" distR="0">
-                  <wp:extent cx="1047750" cy="790575"/>
+                  <wp:extent cx="876300" cy="657225"/>
                   <wp:effectExtent t="0" r="0" b="0" l="0"/>
                   <wp:docPr id="1" name="" descr="" title=""/>
                   <wp:cNvGraphicFramePr>
@@ -1409,7 +1825,7 @@
                         <pic:spPr bwMode="auto">
                           <a:xfrm>
                             <a:off x="0" y="0"/>
-                            <a:ext cx="1047750" cy="790575"/>
+                            <a:ext cx="876300" cy="657225"/>
                           </a:xfrm>
                           <a:prstGeom prst="rect">
                             <a:avLst/>
@@ -1422,69 +1838,10 @@
               </w:drawing>
             </w:r>
           </w:p>
-        </w:tc>
-        <w:tc>
-          <w:tcPr>
-            <w:tcW w:type="dxa" w:w="7560"/>
-            <w:tcMar>
-              <w:top w:type="dxa" w:w="100"/>
-              <w:left w:type="dxa" w:w="40"/>
-              <w:bottom w:type="dxa" w:w="100"/>
-              <w:right w:type="dxa" w:w="40"/>
-            </w:tcMar>
-            <w:vAlign w:val="center"/>
-          </w:tcPr>
-          <w:p>
-            <w:pPr>
-              <w:spacing w:after="50"/>
-            </w:pPr>
-            <w:r>
-              <w:rPr>
-                <w:b/>
-                <w:bCs/>
-                <w:color w:val="12355B"/>
-                <w:sz w:val="24"/>
-                <w:szCs w:val="24"/>
-              </w:rPr>
-              <w:t xml:space="preserve">Equivalent fraction</w:t>
-            </w:r>
-            <w:r>
-              <w:rPr>
-                <w:i/>
-                <w:iCs/>
-                <w:color w:val="5F6F80"/>
-                <w:sz w:val="19"/>
-                <w:szCs w:val="19"/>
-              </w:rPr>
-              <w:t xml:space="preserve">   Fracción equivalente</w:t>
-            </w:r>
-          </w:p>
-          <w:p>
-            <w:pPr>
-              <w:spacing w:after="40"/>
-            </w:pPr>
-            <w:r>
-              <w:rPr>
-                <w:sz w:val="21"/>
-                <w:szCs w:val="21"/>
-              </w:rPr>
-              <w:t xml:space="preserve">A fraction with the same value written with different numbers.</w:t>
-            </w:r>
-          </w:p>
           <w:p>
             <w:pPr>
               <w:spacing w:after="0"/>
             </w:pPr>
-            <w:r>
-              <w:rPr>
-                <w:b/>
-                <w:bCs/>
-                <w:color w:val="1FA6A2"/>
-                <w:sz w:val="18"/>
-                <w:szCs w:val="18"/>
-              </w:rPr>
-              <w:t xml:space="preserve">Example:  </w:t>
-            </w:r>
             <w:r>
               <w:rPr>
                 <w:i/>
@@ -2980,7 +3337,7 @@
           <w:sz w:val="21"/>
           <w:szCs w:val="21"/>
         </w:rPr>
-        <w:t xml:space="preserve">What is 20% of 150?</w:t>
+        <w:t xml:space="preserve">What is 50% of 84?</w:t>
       </w:r>
     </w:p>
     <w:p>
@@ -2993,7 +3350,7 @@
           <w:sz w:val="20"/>
           <w:szCs w:val="20"/>
         </w:rPr>
-        <w:t xml:space="preserve">A)  20</w:t>
+        <w:t xml:space="preserve">A)  34</w:t>
       </w:r>
     </w:p>
     <w:p>
@@ -3006,7 +3363,7 @@
           <w:sz w:val="20"/>
           <w:szCs w:val="20"/>
         </w:rPr>
-        <w:t xml:space="preserve">B)  30</w:t>
+        <w:t xml:space="preserve">B)  42</w:t>
       </w:r>
     </w:p>
     <w:p>
@@ -3019,7 +3376,7 @@
           <w:sz w:val="20"/>
           <w:szCs w:val="20"/>
         </w:rPr>
-        <w:t xml:space="preserve">C)  35</w:t>
+        <w:t xml:space="preserve">C)  50</w:t>
       </w:r>
     </w:p>
     <w:p>
@@ -3032,7 +3389,7 @@
           <w:sz w:val="20"/>
           <w:szCs w:val="20"/>
         </w:rPr>
-        <w:t xml:space="preserve">D)  75</w:t>
+        <w:t xml:space="preserve">D)  168</w:t>
       </w:r>
     </w:p>
     <w:p>
@@ -3054,7 +3411,7 @@
           <w:sz w:val="21"/>
           <w:szCs w:val="21"/>
         </w:rPr>
-        <w:t xml:space="preserve">20% = 0.20.</w:t>
+        <w:t xml:space="preserve">50% = 0.50.</w:t>
       </w:r>
     </w:p>
     <w:p>
@@ -3076,7 +3433,29 @@
           <w:sz w:val="21"/>
           <w:szCs w:val="21"/>
         </w:rPr>
-        <w:t xml:space="preserve">Multiply: 0.20 × 150 = 30.</w:t>
+        <w:t xml:space="preserve">Multiply: 0.50 × 84 = 42.</w:t>
+      </w:r>
+    </w:p>
+    <w:p>
+      <w:pPr>
+        <w:spacing w:after="20" w:before="50"/>
+      </w:pPr>
+      <w:r>
+        <w:rPr>
+          <w:b/>
+          <w:bCs/>
+          <w:color w:val="1FA6A2"/>
+          <w:sz w:val="21"/>
+          <w:szCs w:val="21"/>
+        </w:rPr>
+        <w:t xml:space="preserve">Step 3:  </w:t>
+      </w:r>
+      <w:r>
+        <w:rPr>
+          <w:sz w:val="21"/>
+          <w:szCs w:val="21"/>
+        </w:rPr>
+        <w:t xml:space="preserve">(Or simply divide by 2: 84 ÷ 2 = 42.)</w:t>
       </w:r>
     </w:p>
     <w:p>
@@ -3100,7 +3479,7 @@
           <w:sz w:val="21"/>
           <w:szCs w:val="21"/>
         </w:rPr>
-        <w:t xml:space="preserve">B. 30</w:t>
+        <w:t xml:space="preserve">B. 42</w:t>
       </w:r>
     </w:p>
     <w:p>
@@ -3121,7 +3500,33 @@
           <w:sz w:val="30"/>
           <w:szCs w:val="30"/>
         </w:rPr>
-        <w:t xml:space="preserve">Exit Ticket</w:t>
+        <w:t xml:space="preserve">Independent Practice</w:t>
+      </w:r>
+    </w:p>
+    <w:p>
+      <w:pPr>
+        <w:pStyle w:val="Heading2"/>
+        <w:spacing w:after="80" w:before="180"/>
+      </w:pPr>
+      <w:r>
+        <w:rPr>
+          <w:b/>
+          <w:bCs/>
+          <w:color w:val="12355B"/>
+          <w:sz w:val="24"/>
+          <w:szCs w:val="24"/>
+        </w:rPr>
+        <w:t xml:space="preserve">On Your Own</w:t>
+      </w:r>
+      <w:r>
+        <w:rPr>
+          <w:i/>
+          <w:iCs/>
+          <w:color w:val="B97A12"/>
+          <w:sz w:val="19"/>
+          <w:szCs w:val="19"/>
+        </w:rPr>
+        <w:t xml:space="preserve">   You Do — show your work and reasoning</w:t>
       </w:r>
     </w:p>
     <w:p>
@@ -3136,6 +3541,462 @@
           <w:sz w:val="19"/>
           <w:szCs w:val="19"/>
         </w:rPr>
+        <w:t xml:space="preserve">Solve each problem in the middle column and explain your reasoning using the sentence starters on the right.</w:t>
+      </w:r>
+    </w:p>
+    <w:p>
+      <w:pPr>
+        <w:pStyle w:val="Heading2"/>
+        <w:spacing w:after="80" w:before="180"/>
+      </w:pPr>
+      <w:r>
+        <w:rPr>
+          <w:b/>
+          <w:bCs/>
+          <w:color w:val="12355B"/>
+          <w:sz w:val="24"/>
+          <w:szCs w:val="24"/>
+        </w:rPr>
+        <w:t xml:space="preserve">Level 2 Enrichment</w:t>
+      </w:r>
+      <w:r>
+        <w:rPr>
+          <w:i/>
+          <w:iCs/>
+          <w:color w:val="6B4FA0"/>
+          <w:sz w:val="19"/>
+          <w:szCs w:val="19"/>
+        </w:rPr>
+        <w:t xml:space="preserve">   stretch your thinking</w:t>
+      </w:r>
+    </w:p>
+    <w:tbl>
+      <w:tblPr>
+        <w:tblW w:type="dxa" w:w="9360"/>
+        <w:tblBorders>
+          <w:top w:val="single" w:color="C7D2DD" w:sz="6"/>
+          <w:left w:val="single" w:color="C7D2DD" w:sz="6"/>
+          <w:bottom w:val="single" w:color="C7D2DD" w:sz="6"/>
+          <w:right w:val="single" w:color="C7D2DD" w:sz="6"/>
+          <w:insideH w:val="single" w:color="C7D2DD" w:sz="6"/>
+          <w:insideV w:val="single" w:color="C7D2DD" w:sz="6"/>
+        </w:tblBorders>
+      </w:tblPr>
+      <w:tblGrid>
+        <w:gridCol w:w="2800"/>
+        <w:gridCol w:w="3560"/>
+        <w:gridCol w:w="3000"/>
+      </w:tblGrid>
+      <w:tr>
+        <w:trPr>
+          <w:cantSplit/>
+          <w:tblHeader/>
+        </w:trPr>
+        <w:tc>
+          <w:tcPr>
+            <w:tcW w:type="dxa" w:w="2800"/>
+            <w:shd w:fill="EEF4F8" w:color="auto" w:val="clear"/>
+            <w:tcMar>
+              <w:top w:type="dxa" w:w="60"/>
+              <w:left w:type="dxa" w:w="100"/>
+              <w:bottom w:type="dxa" w:w="60"/>
+              <w:right w:type="dxa" w:w="100"/>
+            </w:tcMar>
+          </w:tcPr>
+          <w:p>
+            <w:pPr>
+              <w:spacing w:after="0"/>
+            </w:pPr>
+            <w:r>
+              <w:rPr>
+                <w:b/>
+                <w:bCs/>
+                <w:color w:val="12355B"/>
+                <w:sz w:val="16"/>
+                <w:szCs w:val="16"/>
+              </w:rPr>
+              <w:t xml:space="preserve">CORE PROBLEM / GIVEN REPRESENTATION</w:t>
+            </w:r>
+          </w:p>
+        </w:tc>
+        <w:tc>
+          <w:tcPr>
+            <w:tcW w:type="dxa" w:w="3560"/>
+            <w:shd w:fill="EEF4F8" w:color="auto" w:val="clear"/>
+            <w:tcMar>
+              <w:top w:type="dxa" w:w="60"/>
+              <w:left w:type="dxa" w:w="100"/>
+              <w:bottom w:type="dxa" w:w="60"/>
+              <w:right w:type="dxa" w:w="100"/>
+            </w:tcMar>
+          </w:tcPr>
+          <w:p>
+            <w:pPr>
+              <w:spacing w:after="0"/>
+            </w:pPr>
+            <w:r>
+              <w:rPr>
+                <w:b/>
+                <w:bCs/>
+                <w:color w:val="12355B"/>
+                <w:sz w:val="16"/>
+                <w:szCs w:val="16"/>
+              </w:rPr>
+              <w:t xml:space="preserve">WORKING SPACE / CALCULATION STEPS</w:t>
+            </w:r>
+          </w:p>
+        </w:tc>
+        <w:tc>
+          <w:tcPr>
+            <w:tcW w:type="dxa" w:w="3000"/>
+            <w:shd w:fill="FBF3E2" w:color="auto" w:val="clear"/>
+            <w:tcMar>
+              <w:top w:type="dxa" w:w="60"/>
+              <w:left w:type="dxa" w:w="100"/>
+              <w:bottom w:type="dxa" w:w="60"/>
+              <w:right w:type="dxa" w:w="100"/>
+            </w:tcMar>
+          </w:tcPr>
+          <w:p>
+            <w:pPr>
+              <w:spacing w:after="0"/>
+            </w:pPr>
+            <w:r>
+              <w:rPr>
+                <w:b/>
+                <w:bCs/>
+                <w:color w:val="B97A12"/>
+                <w:sz w:val="16"/>
+                <w:szCs w:val="16"/>
+              </w:rPr>
+              <w:t xml:space="preserve">EXPLAIN YOUR REASONING</w:t>
+            </w:r>
+          </w:p>
+        </w:tc>
+      </w:tr>
+      <w:tr>
+        <w:trPr>
+          <w:cantSplit/>
+        </w:trPr>
+        <w:tc>
+          <w:tcPr>
+            <w:tcW w:type="dxa" w:w="2800"/>
+            <w:tcMar>
+              <w:top w:type="dxa" w:w="80"/>
+              <w:left w:type="dxa" w:w="100"/>
+              <w:bottom w:type="dxa" w:w="80"/>
+              <w:right w:type="dxa" w:w="100"/>
+            </w:tcMar>
+            <w:vAlign w:val="top"/>
+          </w:tcPr>
+          <w:p>
+            <w:pPr>
+              <w:spacing w:after="60"/>
+            </w:pPr>
+            <w:r>
+              <w:rPr>
+                <w:b/>
+                <w:bCs/>
+                <w:color w:val="12355B"/>
+                <w:sz w:val="21"/>
+                <w:szCs w:val="21"/>
+              </w:rPr>
+              <w:t xml:space="preserve">1.  </w:t>
+            </w:r>
+            <w:r>
+              <w:rPr>
+                <w:b/>
+                <w:bCs/>
+                <w:sz w:val="20"/>
+                <w:szCs w:val="20"/>
+              </w:rPr>
+              <w:t xml:space="preserve">A game costs $80. It is 25% off. What is the sale price?</w:t>
+            </w:r>
+          </w:p>
+          <w:p>
+            <w:pPr>
+              <w:spacing w:after="30"/>
+              <w:ind w:left="180"/>
+            </w:pPr>
+            <w:r>
+              <w:rPr>
+                <w:sz w:val="19"/>
+                <w:szCs w:val="19"/>
+              </w:rPr>
+              <w:t xml:space="preserve">A)  $20</w:t>
+            </w:r>
+          </w:p>
+          <w:p>
+            <w:pPr>
+              <w:spacing w:after="30"/>
+              <w:ind w:left="180"/>
+            </w:pPr>
+            <w:r>
+              <w:rPr>
+                <w:sz w:val="19"/>
+                <w:szCs w:val="19"/>
+              </w:rPr>
+              <w:t xml:space="preserve">B)  $60</w:t>
+            </w:r>
+          </w:p>
+          <w:p>
+            <w:pPr>
+              <w:spacing w:after="30"/>
+              <w:ind w:left="180"/>
+            </w:pPr>
+            <w:r>
+              <w:rPr>
+                <w:sz w:val="19"/>
+                <w:szCs w:val="19"/>
+              </w:rPr>
+              <w:t xml:space="preserve">C)  $55</w:t>
+            </w:r>
+          </w:p>
+          <w:p>
+            <w:pPr>
+              <w:spacing w:after="30"/>
+              <w:ind w:left="180"/>
+            </w:pPr>
+            <w:r>
+              <w:rPr>
+                <w:sz w:val="19"/>
+                <w:szCs w:val="19"/>
+              </w:rPr>
+              <w:t xml:space="preserve">D)  $100</w:t>
+            </w:r>
+          </w:p>
+        </w:tc>
+        <w:tc>
+          <w:tcPr>
+            <w:tcW w:type="dxa" w:w="3560"/>
+            <w:tcMar>
+              <w:top w:type="dxa" w:w="80"/>
+              <w:left w:type="dxa" w:w="100"/>
+              <w:bottom w:type="dxa" w:w="80"/>
+              <w:right w:type="dxa" w:w="100"/>
+            </w:tcMar>
+            <w:vAlign w:val="top"/>
+          </w:tcPr>
+          <w:p>
+            <w:pPr>
+              <w:spacing w:after="40"/>
+            </w:pPr>
+            <w:r>
+              <w:rPr>
+                <w:b/>
+                <w:bCs/>
+                <w:color w:val="1FA6A2"/>
+                <w:sz w:val="19"/>
+                <w:szCs w:val="19"/>
+              </w:rPr>
+              <w:t xml:space="preserve">Solution:  </w:t>
+            </w:r>
+            <w:r>
+              <w:rPr>
+                <w:b/>
+                <w:bCs/>
+                <w:sz w:val="19"/>
+                <w:szCs w:val="19"/>
+              </w:rPr>
+              <w:t xml:space="preserve">B)  $60</w:t>
+            </w:r>
+          </w:p>
+          <w:p>
+            <w:pPr>
+              <w:spacing w:after="40"/>
+            </w:pPr>
+            <w:r>
+              <w:rPr>
+                <w:i/>
+                <w:iCs/>
+                <w:color w:val="5F6F80"/>
+                <w:sz w:val="18"/>
+                <w:szCs w:val="18"/>
+              </w:rPr>
+              <w:t xml:space="preserve">25% is one fourth. The discount is $80 ÷ 4 = $20. Subtract it from the original price: $80 − $20 = $60.</w:t>
+            </w:r>
+          </w:p>
+          <w:p>
+            <w:pPr>
+              <w:pBdr>
+                <w:bottom w:val="single" w:color="AFBECC" w:sz="6"/>
+              </w:pBdr>
+              <w:spacing w:after="30" w:before="150"/>
+            </w:pPr>
+            <w:r>
+              <w:t xml:space="preserve"/>
+            </w:r>
+          </w:p>
+          <w:p>
+            <w:pPr>
+              <w:pBdr>
+                <w:bottom w:val="single" w:color="AFBECC" w:sz="6"/>
+              </w:pBdr>
+              <w:spacing w:after="30" w:before="150"/>
+            </w:pPr>
+            <w:r>
+              <w:t xml:space="preserve"/>
+            </w:r>
+          </w:p>
+        </w:tc>
+        <w:tc>
+          <w:tcPr>
+            <w:tcW w:type="dxa" w:w="3000"/>
+            <w:shd w:fill="FBF3E2" w:color="auto" w:val="clear"/>
+            <w:tcMar>
+              <w:top w:type="dxa" w:w="80"/>
+              <w:left w:type="dxa" w:w="100"/>
+              <w:bottom w:type="dxa" w:w="80"/>
+              <w:right w:type="dxa" w:w="100"/>
+            </w:tcMar>
+            <w:vAlign w:val="top"/>
+          </w:tcPr>
+          <w:p>
+            <w:pPr>
+              <w:spacing w:after="40"/>
+            </w:pPr>
+            <w:r>
+              <w:rPr>
+                <w:b/>
+                <w:bCs/>
+                <w:color w:val="12355B"/>
+                <w:sz w:val="19"/>
+                <w:szCs w:val="19"/>
+              </w:rPr>
+              <w:t xml:space="preserve">Because... </w:t>
+            </w:r>
+            <w:r>
+              <w:rPr>
+                <w:color w:val="AFBECC"/>
+                <w:sz w:val="19"/>
+                <w:szCs w:val="19"/>
+              </w:rPr>
+              <w:t xml:space="preserve">________________</w:t>
+            </w:r>
+          </w:p>
+          <w:p>
+            <w:pPr>
+              <w:pBdr>
+                <w:bottom w:val="single" w:color="AFBECC" w:sz="6"/>
+              </w:pBdr>
+              <w:spacing w:after="30" w:before="150"/>
+            </w:pPr>
+            <w:r>
+              <w:t xml:space="preserve"/>
+            </w:r>
+          </w:p>
+          <w:p>
+            <w:pPr>
+              <w:spacing w:after="40" w:before="80"/>
+            </w:pPr>
+            <w:r>
+              <w:rPr>
+                <w:b/>
+                <w:bCs/>
+                <w:color w:val="6B4FA0"/>
+                <w:sz w:val="19"/>
+                <w:szCs w:val="19"/>
+              </w:rPr>
+              <w:t xml:space="preserve">Although... </w:t>
+            </w:r>
+            <w:r>
+              <w:rPr>
+                <w:color w:val="AFBECC"/>
+                <w:sz w:val="19"/>
+                <w:szCs w:val="19"/>
+              </w:rPr>
+              <w:t xml:space="preserve">_______________</w:t>
+            </w:r>
+          </w:p>
+          <w:p>
+            <w:pPr>
+              <w:pBdr>
+                <w:bottom w:val="single" w:color="AFBECC" w:sz="6"/>
+              </w:pBdr>
+              <w:spacing w:after="30" w:before="150"/>
+            </w:pPr>
+            <w:r>
+              <w:t xml:space="preserve"/>
+            </w:r>
+          </w:p>
+          <w:p>
+            <w:pPr>
+              <w:spacing w:after="40" w:before="80"/>
+            </w:pPr>
+            <w:r>
+              <w:rPr>
+                <w:b/>
+                <w:bCs/>
+                <w:color w:val="1FA6A2"/>
+                <w:sz w:val="19"/>
+                <w:szCs w:val="19"/>
+              </w:rPr>
+              <w:t xml:space="preserve">Therefore... </w:t>
+            </w:r>
+            <w:r>
+              <w:rPr>
+                <w:color w:val="AFBECC"/>
+                <w:sz w:val="19"/>
+                <w:szCs w:val="19"/>
+              </w:rPr>
+              <w:t xml:space="preserve">______________</w:t>
+            </w:r>
+          </w:p>
+          <w:p>
+            <w:pPr>
+              <w:pBdr>
+                <w:bottom w:val="single" w:color="AFBECC" w:sz="6"/>
+              </w:pBdr>
+              <w:spacing w:after="30" w:before="150"/>
+            </w:pPr>
+            <w:r>
+              <w:t xml:space="preserve"/>
+            </w:r>
+          </w:p>
+        </w:tc>
+      </w:tr>
+    </w:tbl>
+    <w:p>
+      <w:pPr>
+        <w:spacing w:after="80"/>
+      </w:pPr>
+      <w:r>
+        <w:t xml:space="preserve"/>
+      </w:r>
+    </w:p>
+    <w:p>
+      <w:pPr>
+        <w:pStyle w:val="Heading1"/>
+        <w:keepNext/>
+        <w:keepLines/>
+        <w:pBdr>
+          <w:bottom w:val="single" w:color="1FA6A2" w:sz="14" w:space="6"/>
+        </w:pBdr>
+        <w:spacing w:after="140" w:before="300"/>
+      </w:pPr>
+      <w:r>
+        <w:rPr>
+          <w:b/>
+          <w:bCs/>
+          <w:color w:val="12355B"/>
+          <w:sz w:val="30"/>
+          <w:szCs w:val="30"/>
+        </w:rPr>
+        <w:t xml:space="preserve">Exit Ticket</w:t>
+      </w:r>
+    </w:p>
+    <w:p>
+      <w:pPr>
+        <w:spacing w:after="100"/>
+      </w:pPr>
+      <w:r>
+        <w:rPr>
+          <w:i/>
+          <w:iCs/>
+          <w:color w:val="5F6F80"/>
+          <w:sz w:val="19"/>
+          <w:szCs w:val="19"/>
+        </w:rPr>
         <w:t xml:space="preserve">Answer on your own. This shows what you learned today.</w:t>
       </w:r>
     </w:p>
@@ -3221,6 +4082,149 @@
         <w:t xml:space="preserve"/>
       </w:r>
     </w:p>
+    <w:p>
+      <w:pPr>
+        <w:spacing w:after="60"/>
+      </w:pPr>
+      <w:r>
+        <w:t xml:space="preserve"/>
+      </w:r>
+    </w:p>
+    <w:tbl>
+      <w:tblPr>
+        <w:tblW w:type="dxa" w:w="9360"/>
+        <w:tblBorders>
+          <w:top w:val="single" w:color="C7D2DD" w:sz="6"/>
+          <w:left w:val="single" w:color="C7D2DD" w:sz="6"/>
+          <w:bottom w:val="single" w:color="C7D2DD" w:sz="6"/>
+          <w:right w:val="single" w:color="C7D2DD" w:sz="6"/>
+          <w:insideH w:val="single" w:color="C7D2DD" w:sz="6"/>
+          <w:insideV w:val="single" w:color="C7D2DD" w:sz="6"/>
+        </w:tblBorders>
+      </w:tblPr>
+      <w:tblGrid>
+        <w:gridCol w:w="3120"/>
+        <w:gridCol w:w="3120"/>
+        <w:gridCol w:w="3120"/>
+      </w:tblGrid>
+      <w:tr>
+        <w:trPr>
+          <w:cantSplit/>
+          <w:tblHeader/>
+        </w:trPr>
+        <w:tc>
+          <w:tcPr>
+            <w:tcW w:type="dxa" w:w="9360"/>
+            <w:gridSpan w:val="3"/>
+            <w:shd w:fill="EEF4F8" w:color="auto" w:val="clear"/>
+            <w:tcMar>
+              <w:top w:type="dxa" w:w="60"/>
+              <w:left w:type="dxa" w:w="100"/>
+              <w:bottom w:type="dxa" w:w="60"/>
+              <w:right w:type="dxa" w:w="100"/>
+            </w:tcMar>
+          </w:tcPr>
+          <w:p>
+            <w:pPr>
+              <w:spacing w:after="0"/>
+            </w:pPr>
+            <w:r>
+              <w:rPr>
+                <w:b/>
+                <w:bCs/>
+                <w:color w:val="12355B"/>
+                <w:sz w:val="18"/>
+                <w:szCs w:val="18"/>
+              </w:rPr>
+              <w:t xml:space="preserve">EXIT CHECK · 3-POINT SELF-ASSESSMENT CHECKLIST</w:t>
+            </w:r>
+          </w:p>
+        </w:tc>
+      </w:tr>
+      <w:tr>
+        <w:trPr>
+          <w:cantSplit/>
+        </w:trPr>
+        <w:tc>
+          <w:tcPr>
+            <w:tcW w:type="dxa" w:w="3120"/>
+            <w:tcMar>
+              <w:top w:type="dxa" w:w="80"/>
+              <w:left w:type="dxa" w:w="100"/>
+              <w:bottom w:type="dxa" w:w="80"/>
+              <w:right w:type="dxa" w:w="100"/>
+            </w:tcMar>
+          </w:tcPr>
+          <w:p>
+            <w:pPr>
+              <w:spacing w:after="0"/>
+            </w:pPr>
+            <w:r>
+              <w:rPr>
+                <w:b/>
+                <w:bCs/>
+                <w:color w:val="1A2733"/>
+                <w:sz w:val="18"/>
+                <w:szCs w:val="18"/>
+              </w:rPr>
+              <w:t xml:space="preserve">☐ 1. Units &amp; Labels Verified</w:t>
+            </w:r>
+          </w:p>
+        </w:tc>
+        <w:tc>
+          <w:tcPr>
+            <w:tcW w:type="dxa" w:w="3120"/>
+            <w:tcMar>
+              <w:top w:type="dxa" w:w="80"/>
+              <w:left w:type="dxa" w:w="100"/>
+              <w:bottom w:type="dxa" w:w="80"/>
+              <w:right w:type="dxa" w:w="100"/>
+            </w:tcMar>
+          </w:tcPr>
+          <w:p>
+            <w:pPr>
+              <w:spacing w:after="0"/>
+            </w:pPr>
+            <w:r>
+              <w:rPr>
+                <w:b/>
+                <w:bCs/>
+                <w:color w:val="1A2733"/>
+                <w:sz w:val="18"/>
+                <w:szCs w:val="18"/>
+              </w:rPr>
+              <w:t xml:space="preserve">☐ 2. Reasoning Stated (Because / Although / Therefore)</w:t>
+            </w:r>
+          </w:p>
+        </w:tc>
+        <w:tc>
+          <w:tcPr>
+            <w:tcW w:type="dxa" w:w="3120"/>
+            <w:tcMar>
+              <w:top w:type="dxa" w:w="80"/>
+              <w:left w:type="dxa" w:w="100"/>
+              <w:bottom w:type="dxa" w:w="80"/>
+              <w:right w:type="dxa" w:w="100"/>
+            </w:tcMar>
+          </w:tcPr>
+          <w:p>
+            <w:pPr>
+              <w:spacing w:after="0"/>
+            </w:pPr>
+            <w:r>
+              <w:rPr>
+                <w:b/>
+                <w:bCs/>
+                <w:color w:val="1A2733"/>
+                <w:sz w:val="18"/>
+                <w:szCs w:val="18"/>
+              </w:rPr>
+              <w:t xml:space="preserve">☐ 3. Calculations Double-Checked</w:t>
+            </w:r>
+          </w:p>
+        </w:tc>
+      </w:tr>
+    </w:tbl>
     <w:p>
       <w:pPr>
         <w:pStyle w:val="Heading1"/>
@@ -3476,7 +4480,7 @@
           <w:sz w:val="21"/>
           <w:szCs w:val="21"/>
         </w:rPr>
-        <w:t xml:space="preserve">B. 30</w:t>
+        <w:t xml:space="preserve">B. 42</w:t>
       </w:r>
     </w:p>
     <w:p>
@@ -3497,7 +4501,7 @@
           <w:sz w:val="21"/>
           <w:szCs w:val="21"/>
         </w:rPr>
-        <w:t xml:space="preserve">B. 42</w:t>
+        <w:t xml:space="preserve">B. 32</w:t>
       </w:r>
     </w:p>
     <w:p>
@@ -3575,7 +4579,7 @@
           <w:sz w:val="21"/>
           <w:szCs w:val="21"/>
         </w:rPr>
-        <w:t xml:space="preserve">B)  32</w:t>
+        <w:t xml:space="preserve">B)  30</w:t>
       </w:r>
       <w:r>
         <w:rPr>
@@ -3585,7 +4589,7 @@
           <w:sz w:val="19"/>
           <w:szCs w:val="19"/>
         </w:rPr>
-        <w:t xml:space="preserve">  — 10% = 0.10. Multiply: 0.10 × 320 = 32. (Or move the decimal one place left.)</w:t>
+        <w:t xml:space="preserve">  — 20% = 0.20. Multiply: 0.20 × 150 = 30.</w:t>
       </w:r>
     </w:p>
     <w:p>
@@ -3606,7 +4610,7 @@
           <w:sz w:val="21"/>
           <w:szCs w:val="21"/>
         </w:rPr>
-        <w:t xml:space="preserve">B)  30%</w:t>
+        <w:t xml:space="preserve">B)  20</w:t>
       </w:r>
       <w:r>
         <w:rPr>
@@ -3616,7 +4620,7 @@
           <w:sz w:val="19"/>
           <w:szCs w:val="19"/>
         </w:rPr>
-        <w:t xml:space="preserve">  — 15/50 → 50 × 2 = 100, so 15 × 2 = 30. That makes 15/50 = 30/100 = 30%.</w:t>
+        <w:t xml:space="preserve">  — 10% of 50 is 5. Four groups of 10% make 40%, so 5 × 4 = 20.</w:t>
       </w:r>
     </w:p>
     <w:p>
@@ -3684,7 +4688,7 @@
           <w:sz w:val="21"/>
           <w:szCs w:val="21"/>
         </w:rPr>
-        <w:t xml:space="preserve">C)  80%</w:t>
+        <w:t xml:space="preserve">B)  42</w:t>
       </w:r>
       <w:r>
         <w:rPr>
@@ -3694,7 +4698,54 @@
           <w:sz w:val="19"/>
           <w:szCs w:val="19"/>
         </w:rPr>
-        <w:t xml:space="preserve">  — 72/90 simplifies to 8/10, and 10 × 10 = 100, so 8 × 10 = 80. That makes 72/90 = 80/100 = 80%.</w:t>
+        <w:t xml:space="preserve">  — Find 30% and 5% of 120: 30% = 36 and 5% = 6. Add 36 + 6 = 42 points.</w:t>
+      </w:r>
+    </w:p>
+    <w:p>
+      <w:pPr>
+        <w:pStyle w:val="Heading2"/>
+        <w:spacing w:after="80" w:before="180"/>
+      </w:pPr>
+      <w:r>
+        <w:rPr>
+          <w:b/>
+          <w:bCs/>
+          <w:color w:val="12355B"/>
+          <w:sz w:val="24"/>
+          <w:szCs w:val="24"/>
+        </w:rPr>
+        <w:t xml:space="preserve">Level 2 Enrichment</w:t>
+      </w:r>
+    </w:p>
+    <w:p>
+      <w:pPr>
+        <w:spacing w:after="80"/>
+      </w:pPr>
+      <w:r>
+        <w:rPr>
+          <w:b/>
+          <w:bCs/>
+          <w:sz w:val="21"/>
+          <w:szCs w:val="21"/>
+        </w:rPr>
+        <w:t xml:space="preserve">5.  </w:t>
+      </w:r>
+      <w:r>
+        <w:rPr>
+          <w:sz w:val="21"/>
+          <w:szCs w:val="21"/>
+        </w:rPr>
+        <w:t xml:space="preserve">B)  $60</w:t>
+      </w:r>
+      <w:r>
+        <w:rPr>
+          <w:i/>
+          <w:iCs/>
+          <w:color w:val="5F6F80"/>
+          <w:sz w:val="19"/>
+          <w:szCs w:val="19"/>
+        </w:rPr>
+        <w:t xml:space="preserve">  — 25% is one fourth. The discount is $80 ÷ 4 = $20. Subtract it from the original price: $80 − $20 = $60.</w:t>
       </w:r>
     </w:p>
     <w:p>
